--- a/卒論_野下_0121_2.docx
+++ b/卒論_野下_0121_2.docx
@@ -43,7 +43,6 @@
           <w:rFonts w:ascii="ＭＳ 明朝" w:hAnsi="ＭＳ 明朝" w:cs="ＭＳ 明朝"/>
           <w:b/>
           <w:bCs/>
-          <w:color w:val="595959" w:themeColor="text1" w:themeTint="A6"/>
           <w:spacing w:val="15"/>
           <w:sz w:val="36"/>
           <w:szCs w:val="36"/>
@@ -56,7 +55,6 @@
           <w:rFonts w:ascii="ＭＳ 明朝" w:hAnsi="ＭＳ 明朝" w:cs="ＭＳ 明朝"/>
           <w:b/>
           <w:bCs/>
-          <w:color w:val="595959" w:themeColor="text1" w:themeTint="A6"/>
           <w:spacing w:val="15"/>
           <w:sz w:val="36"/>
           <w:szCs w:val="36"/>
@@ -69,7 +67,6 @@
           <w:rFonts w:ascii="ＭＳ 明朝" w:hAnsi="ＭＳ 明朝" w:cs="ＭＳ 明朝"/>
           <w:b/>
           <w:bCs/>
-          <w:color w:val="595959" w:themeColor="text1" w:themeTint="A6"/>
           <w:spacing w:val="15"/>
           <w:sz w:val="36"/>
           <w:szCs w:val="36"/>
@@ -123,12 +120,14 @@
         <w:ind w:left="1680"/>
         <w:rPr>
           <w:rStyle w:val="ae"/>
+          <w:color w:val="000000" w:themeColor="text1"/>
           <w:lang w:eastAsia="zh-TW"/>
         </w:rPr>
       </w:pPr>
       <w:r>
         <w:rPr>
           <w:rStyle w:val="ae"/>
+          <w:color w:val="000000" w:themeColor="text1"/>
           <w:lang w:eastAsia="zh-TW"/>
         </w:rPr>
         <w:t>研究者氏名</w:t>
@@ -137,6 +136,7 @@
         <w:rPr>
           <w:rStyle w:val="ae"/>
           <w:rFonts w:hint="eastAsia"/>
+          <w:color w:val="000000" w:themeColor="text1"/>
           <w:lang w:eastAsia="zh-TW"/>
         </w:rPr>
         <w:t xml:space="preserve">　野下</w:t>
@@ -144,6 +144,7 @@
       <w:r>
         <w:rPr>
           <w:rStyle w:val="ae"/>
+          <w:color w:val="000000" w:themeColor="text1"/>
           <w:lang w:eastAsia="zh-TW"/>
         </w:rPr>
         <w:t xml:space="preserve"> </w:t>
@@ -152,6 +153,7 @@
         <w:rPr>
           <w:rStyle w:val="ae"/>
           <w:rFonts w:hint="eastAsia"/>
+          <w:color w:val="000000" w:themeColor="text1"/>
           <w:lang w:eastAsia="zh-TW"/>
         </w:rPr>
         <w:t>航輝</w:t>
@@ -163,6 +165,7 @@
         <w:ind w:left="1680"/>
         <w:rPr>
           <w:rStyle w:val="ae"/>
+          <w:color w:val="000000" w:themeColor="text1"/>
           <w:lang w:eastAsia="zh-TW"/>
         </w:rPr>
       </w:pPr>
@@ -170,6 +173,7 @@
         <w:rPr>
           <w:rStyle w:val="ae"/>
           <w:rFonts w:hint="eastAsia"/>
+          <w:color w:val="000000" w:themeColor="text1"/>
           <w:lang w:eastAsia="zh-TW"/>
         </w:rPr>
         <w:t>指導教員</w:t>
@@ -178,6 +182,7 @@
         <w:rPr>
           <w:rStyle w:val="ae"/>
           <w:rFonts w:hint="eastAsia"/>
+          <w:color w:val="000000" w:themeColor="text1"/>
           <w:lang w:eastAsia="zh-TW"/>
         </w:rPr>
         <w:t xml:space="preserve">　板谷</w:t>
@@ -185,6 +190,7 @@
       <w:r>
         <w:rPr>
           <w:rStyle w:val="ae"/>
+          <w:color w:val="000000" w:themeColor="text1"/>
           <w:lang w:eastAsia="zh-TW"/>
         </w:rPr>
         <w:t xml:space="preserve"> </w:t>
@@ -193,6 +199,7 @@
         <w:rPr>
           <w:rStyle w:val="ae"/>
           <w:rFonts w:hint="eastAsia"/>
+          <w:color w:val="000000" w:themeColor="text1"/>
           <w:lang w:eastAsia="zh-TW"/>
         </w:rPr>
         <w:t>年也　准教授</w:t>
@@ -201,6 +208,7 @@
     <w:p>
       <w:pPr>
         <w:rPr>
+          <w:color w:val="000000" w:themeColor="text1"/>
           <w:lang w:eastAsia="zh-TW"/>
         </w:rPr>
       </w:pPr>
@@ -210,6 +218,7 @@
         <w:pStyle w:val="-"/>
         <w:rPr>
           <w:rStyle w:val="af"/>
+          <w:color w:val="000000" w:themeColor="text1"/>
           <w:lang w:eastAsia="zh-TW"/>
         </w:rPr>
       </w:pPr>
@@ -217,6 +226,7 @@
         <w:rPr>
           <w:rStyle w:val="af"/>
           <w:rFonts w:hint="eastAsia"/>
+          <w:color w:val="000000" w:themeColor="text1"/>
           <w:lang w:eastAsia="zh-TW"/>
         </w:rPr>
         <w:t>提出日　令和8年1月</w:t>
@@ -224,6 +234,7 @@
       <w:r>
         <w:rPr>
           <w:rStyle w:val="af"/>
+          <w:color w:val="000000" w:themeColor="text1"/>
           <w:lang w:eastAsia="zh-TW"/>
         </w:rPr>
         <w:t>23</w:t>
@@ -232,6 +243,7 @@
         <w:rPr>
           <w:rStyle w:val="af"/>
           <w:rFonts w:hint="eastAsia"/>
+          <w:color w:val="000000" w:themeColor="text1"/>
           <w:lang w:eastAsia="zh-TW"/>
         </w:rPr>
         <w:t>日</w:t>
@@ -242,6 +254,7 @@
         <w:pStyle w:val="-"/>
         <w:rPr>
           <w:rStyle w:val="af"/>
+          <w:color w:val="000000" w:themeColor="text1"/>
           <w:lang w:eastAsia="zh-TW"/>
         </w:rPr>
       </w:pPr>
@@ -249,6 +262,7 @@
         <w:rPr>
           <w:rStyle w:val="af"/>
           <w:rFonts w:hint="eastAsia"/>
+          <w:color w:val="000000" w:themeColor="text1"/>
           <w:lang w:eastAsia="zh-TW"/>
         </w:rPr>
         <w:t>鈴鹿工業高等専門学校</w:t>
@@ -259,11 +273,13 @@
         <w:pStyle w:val="-"/>
         <w:rPr>
           <w:rStyle w:val="af"/>
+          <w:color w:val="000000" w:themeColor="text1"/>
         </w:rPr>
       </w:pPr>
       <w:r>
         <w:rPr>
           <w:rStyle w:val="af"/>
+          <w:color w:val="000000" w:themeColor="text1"/>
         </w:rPr>
         <w:t>電子情報工学科</w:t>
       </w:r>
@@ -415,7 +431,7 @@
         <w:br w:type="page"/>
       </w:r>
     </w:p>
-    <w:bookmarkStart w:id="0" w:name="_Toc219798719" w:displacedByCustomXml="next"/>
+    <w:bookmarkStart w:id="0" w:name="_Toc219925672" w:displacedByCustomXml="next"/>
     <w:sdt>
       <w:sdtPr>
         <w:rPr>
@@ -486,7 +502,7 @@
             </w:rPr>
             <w:fldChar w:fldCharType="separate"/>
           </w:r>
-          <w:hyperlink w:anchor="_Toc219798719" w:history="1">
+          <w:hyperlink w:anchor="_Toc219925672" w:history="1">
             <w:r>
               <w:rPr>
                 <w:rStyle w:val="af1"/>
@@ -514,7 +530,7 @@
                 <w:noProof/>
                 <w:webHidden/>
               </w:rPr>
-              <w:instrText xml:space="preserve"> PAGEREF _Toc219798719 \h </w:instrText>
+              <w:instrText xml:space="preserve"> PAGEREF _Toc219925672 \h </w:instrText>
             </w:r>
             <w:r>
               <w:rPr>
@@ -561,7 +577,7 @@
               <w:szCs w:val="24"/>
             </w:rPr>
           </w:pPr>
-          <w:hyperlink w:anchor="_Toc219798720" w:history="1">
+          <w:hyperlink w:anchor="_Toc219925673" w:history="1">
             <w:r>
               <w:rPr>
                 <w:rStyle w:val="af1"/>
@@ -588,7 +604,7 @@
                 <w:noProof/>
                 <w:webHidden/>
               </w:rPr>
-              <w:instrText xml:space="preserve"> PAGEREF _Toc219798720 \h </w:instrText>
+              <w:instrText xml:space="preserve"> PAGEREF _Toc219925673 \h </w:instrText>
             </w:r>
             <w:r>
               <w:rPr>
@@ -634,7 +650,7 @@
               <w:szCs w:val="24"/>
             </w:rPr>
           </w:pPr>
-          <w:hyperlink w:anchor="_Toc219798721" w:history="1">
+          <w:hyperlink w:anchor="_Toc219925674" w:history="1">
             <w:r>
               <w:rPr>
                 <w:rStyle w:val="af1"/>
@@ -678,7 +694,7 @@
                 <w:noProof/>
                 <w:webHidden/>
               </w:rPr>
-              <w:instrText xml:space="preserve"> PAGEREF _Toc219798721 \h </w:instrText>
+              <w:instrText xml:space="preserve"> PAGEREF _Toc219925674 \h </w:instrText>
             </w:r>
             <w:r>
               <w:rPr>
@@ -725,7 +741,7 @@
               <w:szCs w:val="24"/>
             </w:rPr>
           </w:pPr>
-          <w:hyperlink w:anchor="_Toc219798722" w:history="1">
+          <w:hyperlink w:anchor="_Toc219925675" w:history="1">
             <w:r>
               <w:rPr>
                 <w:rStyle w:val="af1"/>
@@ -770,7 +786,7 @@
                 <w:noProof/>
                 <w:webHidden/>
               </w:rPr>
-              <w:instrText xml:space="preserve"> PAGEREF _Toc219798722 \h </w:instrText>
+              <w:instrText xml:space="preserve"> PAGEREF _Toc219925675 \h </w:instrText>
             </w:r>
             <w:r>
               <w:rPr>
@@ -817,7 +833,7 @@
               <w:szCs w:val="24"/>
             </w:rPr>
           </w:pPr>
-          <w:hyperlink w:anchor="_Toc219798723" w:history="1">
+          <w:hyperlink w:anchor="_Toc219925676" w:history="1">
             <w:r>
               <w:rPr>
                 <w:rStyle w:val="af1"/>
@@ -862,7 +878,7 @@
                 <w:noProof/>
                 <w:webHidden/>
               </w:rPr>
-              <w:instrText xml:space="preserve"> PAGEREF _Toc219798723 \h </w:instrText>
+              <w:instrText xml:space="preserve"> PAGEREF _Toc219925676 \h </w:instrText>
             </w:r>
             <w:r>
               <w:rPr>
@@ -909,7 +925,7 @@
               <w:szCs w:val="24"/>
             </w:rPr>
           </w:pPr>
-          <w:hyperlink w:anchor="_Toc219798724" w:history="1">
+          <w:hyperlink w:anchor="_Toc219925677" w:history="1">
             <w:r>
               <w:rPr>
                 <w:rStyle w:val="af1"/>
@@ -954,7 +970,7 @@
                 <w:noProof/>
                 <w:webHidden/>
               </w:rPr>
-              <w:instrText xml:space="preserve"> PAGEREF _Toc219798724 \h </w:instrText>
+              <w:instrText xml:space="preserve"> PAGEREF _Toc219925677 \h </w:instrText>
             </w:r>
             <w:r>
               <w:rPr>
@@ -1000,7 +1016,7 @@
               <w:szCs w:val="24"/>
             </w:rPr>
           </w:pPr>
-          <w:hyperlink w:anchor="_Toc219798725" w:history="1">
+          <w:hyperlink w:anchor="_Toc219925678" w:history="1">
             <w:r>
               <w:rPr>
                 <w:rStyle w:val="af1"/>
@@ -1044,7 +1060,7 @@
                 <w:noProof/>
                 <w:webHidden/>
               </w:rPr>
-              <w:instrText xml:space="preserve"> PAGEREF _Toc219798725 \h </w:instrText>
+              <w:instrText xml:space="preserve"> PAGEREF _Toc219925678 \h </w:instrText>
             </w:r>
             <w:r>
               <w:rPr>
@@ -1089,7 +1105,7 @@
               <w:szCs w:val="24"/>
             </w:rPr>
           </w:pPr>
-          <w:hyperlink w:anchor="_Toc219798726" w:history="1">
+          <w:hyperlink w:anchor="_Toc219925679" w:history="1">
             <w:r>
               <w:rPr>
                 <w:rStyle w:val="af1"/>
@@ -1116,7 +1132,7 @@
                 <w:noProof/>
                 <w:webHidden/>
               </w:rPr>
-              <w:instrText xml:space="preserve"> PAGEREF _Toc219798726 \h </w:instrText>
+              <w:instrText xml:space="preserve"> PAGEREF _Toc219925679 \h </w:instrText>
             </w:r>
             <w:r>
               <w:rPr>
@@ -1163,7 +1179,7 @@
               <w:szCs w:val="24"/>
             </w:rPr>
           </w:pPr>
-          <w:hyperlink w:anchor="_Toc219798727" w:history="1">
+          <w:hyperlink w:anchor="_Toc219925680" w:history="1">
             <w:r>
               <w:rPr>
                 <w:rStyle w:val="af1"/>
@@ -1190,7 +1206,7 @@
                 <w:noProof/>
                 <w:webHidden/>
               </w:rPr>
-              <w:instrText xml:space="preserve"> PAGEREF _Toc219798727 \h </w:instrText>
+              <w:instrText xml:space="preserve"> PAGEREF _Toc219925680 \h </w:instrText>
             </w:r>
             <w:r>
               <w:rPr>
@@ -1235,7 +1251,7 @@
               <w:szCs w:val="24"/>
             </w:rPr>
           </w:pPr>
-          <w:hyperlink w:anchor="_Toc219798728" w:history="1">
+          <w:hyperlink w:anchor="_Toc219925681" w:history="1">
             <w:r>
               <w:rPr>
                 <w:rStyle w:val="af1"/>
@@ -1262,7 +1278,7 @@
                 <w:noProof/>
                 <w:webHidden/>
               </w:rPr>
-              <w:instrText xml:space="preserve"> PAGEREF _Toc219798728 \h </w:instrText>
+              <w:instrText xml:space="preserve"> PAGEREF _Toc219925681 \h </w:instrText>
             </w:r>
             <w:r>
               <w:rPr>
@@ -1307,7 +1323,7 @@
               <w:szCs w:val="24"/>
             </w:rPr>
           </w:pPr>
-          <w:hyperlink w:anchor="_Toc219798729" w:history="1">
+          <w:hyperlink w:anchor="_Toc219925682" w:history="1">
             <w:r>
               <w:rPr>
                 <w:rStyle w:val="af1"/>
@@ -1334,7 +1350,7 @@
                 <w:noProof/>
                 <w:webHidden/>
               </w:rPr>
-              <w:instrText xml:space="preserve"> PAGEREF _Toc219798729 \h </w:instrText>
+              <w:instrText xml:space="preserve"> PAGEREF _Toc219925682 \h </w:instrText>
             </w:r>
             <w:r>
               <w:rPr>
@@ -1380,7 +1396,7 @@
               <w:szCs w:val="24"/>
             </w:rPr>
           </w:pPr>
-          <w:hyperlink w:anchor="_Toc219798730" w:history="1">
+          <w:hyperlink w:anchor="_Toc219925683" w:history="1">
             <w:r>
               <w:rPr>
                 <w:rStyle w:val="af1"/>
@@ -1407,7 +1423,7 @@
                 <w:noProof/>
                 <w:webHidden/>
               </w:rPr>
-              <w:instrText xml:space="preserve"> PAGEREF _Toc219798730 \h </w:instrText>
+              <w:instrText xml:space="preserve"> PAGEREF _Toc219925683 \h </w:instrText>
             </w:r>
             <w:r>
               <w:rPr>
@@ -1453,7 +1469,7 @@
               <w:szCs w:val="24"/>
             </w:rPr>
           </w:pPr>
-          <w:hyperlink w:anchor="_Toc219798731" w:history="1">
+          <w:hyperlink w:anchor="_Toc219925684" w:history="1">
             <w:r>
               <w:rPr>
                 <w:rStyle w:val="af1"/>
@@ -1480,7 +1496,7 @@
                 <w:noProof/>
                 <w:webHidden/>
               </w:rPr>
-              <w:instrText xml:space="preserve"> PAGEREF _Toc219798731 \h </w:instrText>
+              <w:instrText xml:space="preserve"> PAGEREF _Toc219925684 \h </w:instrText>
             </w:r>
             <w:r>
               <w:rPr>
@@ -1525,7 +1541,7 @@
               <w:szCs w:val="24"/>
             </w:rPr>
           </w:pPr>
-          <w:hyperlink w:anchor="_Toc219798732" w:history="1">
+          <w:hyperlink w:anchor="_Toc219925685" w:history="1">
             <w:r>
               <w:rPr>
                 <w:rStyle w:val="af1"/>
@@ -1552,7 +1568,7 @@
                 <w:noProof/>
                 <w:webHidden/>
               </w:rPr>
-              <w:instrText xml:space="preserve"> PAGEREF _Toc219798732 \h </w:instrText>
+              <w:instrText xml:space="preserve"> PAGEREF _Toc219925685 \h </w:instrText>
             </w:r>
             <w:r>
               <w:rPr>
@@ -1597,7 +1613,7 @@
               <w:szCs w:val="24"/>
             </w:rPr>
           </w:pPr>
-          <w:hyperlink w:anchor="_Toc219798733" w:history="1">
+          <w:hyperlink w:anchor="_Toc219925686" w:history="1">
             <w:r>
               <w:rPr>
                 <w:rStyle w:val="af1"/>
@@ -1624,7 +1640,7 @@
                 <w:noProof/>
                 <w:webHidden/>
               </w:rPr>
-              <w:instrText xml:space="preserve"> PAGEREF _Toc219798733 \h </w:instrText>
+              <w:instrText xml:space="preserve"> PAGEREF _Toc219925686 \h </w:instrText>
             </w:r>
             <w:r>
               <w:rPr>
@@ -1671,7 +1687,7 @@
               <w:szCs w:val="24"/>
             </w:rPr>
           </w:pPr>
-          <w:hyperlink w:anchor="_Toc219798734" w:history="1">
+          <w:hyperlink w:anchor="_Toc219925687" w:history="1">
             <w:r>
               <w:rPr>
                 <w:rStyle w:val="af1"/>
@@ -1698,7 +1714,7 @@
                 <w:noProof/>
                 <w:webHidden/>
               </w:rPr>
-              <w:instrText xml:space="preserve"> PAGEREF _Toc219798734 \h </w:instrText>
+              <w:instrText xml:space="preserve"> PAGEREF _Toc219925687 \h </w:instrText>
             </w:r>
             <w:r>
               <w:rPr>
@@ -1743,7 +1759,7 @@
               <w:szCs w:val="24"/>
             </w:rPr>
           </w:pPr>
-          <w:hyperlink w:anchor="_Toc219798735" w:history="1">
+          <w:hyperlink w:anchor="_Toc219925688" w:history="1">
             <w:r>
               <w:rPr>
                 <w:rStyle w:val="af1"/>
@@ -1770,7 +1786,7 @@
                 <w:noProof/>
                 <w:webHidden/>
               </w:rPr>
-              <w:instrText xml:space="preserve"> PAGEREF _Toc219798735 \h </w:instrText>
+              <w:instrText xml:space="preserve"> PAGEREF _Toc219925688 \h </w:instrText>
             </w:r>
             <w:r>
               <w:rPr>
@@ -1816,7 +1832,7 @@
               <w:szCs w:val="24"/>
             </w:rPr>
           </w:pPr>
-          <w:hyperlink w:anchor="_Toc219798736" w:history="1">
+          <w:hyperlink w:anchor="_Toc219925689" w:history="1">
             <w:r>
               <w:rPr>
                 <w:rStyle w:val="af1"/>
@@ -1843,7 +1859,7 @@
                 <w:noProof/>
                 <w:webHidden/>
               </w:rPr>
-              <w:instrText xml:space="preserve"> PAGEREF _Toc219798736 \h </w:instrText>
+              <w:instrText xml:space="preserve"> PAGEREF _Toc219925689 \h </w:instrText>
             </w:r>
             <w:r>
               <w:rPr>
@@ -1889,7 +1905,7 @@
               <w:szCs w:val="24"/>
             </w:rPr>
           </w:pPr>
-          <w:hyperlink w:anchor="_Toc219798737" w:history="1">
+          <w:hyperlink w:anchor="_Toc219925690" w:history="1">
             <w:r>
               <w:rPr>
                 <w:rStyle w:val="af1"/>
@@ -1916,7 +1932,7 @@
                 <w:noProof/>
                 <w:webHidden/>
               </w:rPr>
-              <w:instrText xml:space="preserve"> PAGEREF _Toc219798737 \h </w:instrText>
+              <w:instrText xml:space="preserve"> PAGEREF _Toc219925690 \h </w:instrText>
             </w:r>
             <w:r>
               <w:rPr>
@@ -1961,7 +1977,7 @@
               <w:szCs w:val="24"/>
             </w:rPr>
           </w:pPr>
-          <w:hyperlink w:anchor="_Toc219798738" w:history="1">
+          <w:hyperlink w:anchor="_Toc219925691" w:history="1">
             <w:r>
               <w:rPr>
                 <w:rStyle w:val="af1"/>
@@ -1988,7 +2004,7 @@
                 <w:noProof/>
                 <w:webHidden/>
               </w:rPr>
-              <w:instrText xml:space="preserve"> PAGEREF _Toc219798738 \h </w:instrText>
+              <w:instrText xml:space="preserve"> PAGEREF _Toc219925691 \h </w:instrText>
             </w:r>
             <w:r>
               <w:rPr>
@@ -2034,7 +2050,7 @@
               <w:szCs w:val="24"/>
             </w:rPr>
           </w:pPr>
-          <w:hyperlink w:anchor="_Toc219798739" w:history="1">
+          <w:hyperlink w:anchor="_Toc219925692" w:history="1">
             <w:r>
               <w:rPr>
                 <w:rStyle w:val="af1"/>
@@ -2061,7 +2077,7 @@
                 <w:noProof/>
                 <w:webHidden/>
               </w:rPr>
-              <w:instrText xml:space="preserve"> PAGEREF _Toc219798739 \h </w:instrText>
+              <w:instrText xml:space="preserve"> PAGEREF _Toc219925692 \h </w:instrText>
             </w:r>
             <w:r>
               <w:rPr>
@@ -2107,7 +2123,7 @@
               <w:szCs w:val="24"/>
             </w:rPr>
           </w:pPr>
-          <w:hyperlink w:anchor="_Toc219798740" w:history="1">
+          <w:hyperlink w:anchor="_Toc219925693" w:history="1">
             <w:r>
               <w:rPr>
                 <w:rStyle w:val="af1"/>
@@ -2134,7 +2150,7 @@
                 <w:noProof/>
                 <w:webHidden/>
               </w:rPr>
-              <w:instrText xml:space="preserve"> PAGEREF _Toc219798740 \h </w:instrText>
+              <w:instrText xml:space="preserve"> PAGEREF _Toc219925693 \h </w:instrText>
             </w:r>
             <w:r>
               <w:rPr>
@@ -2180,7 +2196,7 @@
               <w:szCs w:val="24"/>
             </w:rPr>
           </w:pPr>
-          <w:hyperlink w:anchor="_Toc219798741" w:history="1">
+          <w:hyperlink w:anchor="_Toc219925694" w:history="1">
             <w:r>
               <w:rPr>
                 <w:rStyle w:val="af1"/>
@@ -2207,7 +2223,7 @@
                 <w:noProof/>
                 <w:webHidden/>
               </w:rPr>
-              <w:instrText xml:space="preserve"> PAGEREF _Toc219798741 \h </w:instrText>
+              <w:instrText xml:space="preserve"> PAGEREF _Toc219925694 \h </w:instrText>
             </w:r>
             <w:r>
               <w:rPr>
@@ -2253,7 +2269,7 @@
               <w:szCs w:val="24"/>
             </w:rPr>
           </w:pPr>
-          <w:hyperlink w:anchor="_Toc219798742" w:history="1">
+          <w:hyperlink w:anchor="_Toc219925695" w:history="1">
             <w:r>
               <w:rPr>
                 <w:rStyle w:val="af1"/>
@@ -2280,7 +2296,7 @@
                 <w:noProof/>
                 <w:webHidden/>
               </w:rPr>
-              <w:instrText xml:space="preserve"> PAGEREF _Toc219798742 \h </w:instrText>
+              <w:instrText xml:space="preserve"> PAGEREF _Toc219925695 \h </w:instrText>
             </w:r>
             <w:r>
               <w:rPr>
@@ -2325,7 +2341,7 @@
               <w:szCs w:val="24"/>
             </w:rPr>
           </w:pPr>
-          <w:hyperlink w:anchor="_Toc219798743" w:history="1">
+          <w:hyperlink w:anchor="_Toc219925696" w:history="1">
             <w:r>
               <w:rPr>
                 <w:rStyle w:val="af1"/>
@@ -2352,7 +2368,7 @@
                 <w:noProof/>
                 <w:webHidden/>
               </w:rPr>
-              <w:instrText xml:space="preserve"> PAGEREF _Toc219798743 \h </w:instrText>
+              <w:instrText xml:space="preserve"> PAGEREF _Toc219925696 \h </w:instrText>
             </w:r>
             <w:r>
               <w:rPr>
@@ -2398,7 +2414,7 @@
               <w:szCs w:val="24"/>
             </w:rPr>
           </w:pPr>
-          <w:hyperlink w:anchor="_Toc219798744" w:history="1">
+          <w:hyperlink w:anchor="_Toc219925697" w:history="1">
             <w:r>
               <w:rPr>
                 <w:rStyle w:val="af1"/>
@@ -2425,7 +2441,7 @@
                 <w:noProof/>
                 <w:webHidden/>
               </w:rPr>
-              <w:instrText xml:space="preserve"> PAGEREF _Toc219798744 \h </w:instrText>
+              <w:instrText xml:space="preserve"> PAGEREF _Toc219925697 \h </w:instrText>
             </w:r>
             <w:r>
               <w:rPr>
@@ -2471,7 +2487,7 @@
               <w:szCs w:val="24"/>
             </w:rPr>
           </w:pPr>
-          <w:hyperlink w:anchor="_Toc219798745" w:history="1">
+          <w:hyperlink w:anchor="_Toc219925698" w:history="1">
             <w:r>
               <w:rPr>
                 <w:rStyle w:val="af1"/>
@@ -2498,7 +2514,7 @@
                 <w:noProof/>
                 <w:webHidden/>
               </w:rPr>
-              <w:instrText xml:space="preserve"> PAGEREF _Toc219798745 \h </w:instrText>
+              <w:instrText xml:space="preserve"> PAGEREF _Toc219925698 \h </w:instrText>
             </w:r>
             <w:r>
               <w:rPr>
@@ -2544,7 +2560,7 @@
               <w:szCs w:val="24"/>
             </w:rPr>
           </w:pPr>
-          <w:hyperlink w:anchor="_Toc219798746" w:history="1">
+          <w:hyperlink w:anchor="_Toc219925699" w:history="1">
             <w:r>
               <w:rPr>
                 <w:rStyle w:val="af1"/>
@@ -2571,7 +2587,7 @@
                 <w:noProof/>
                 <w:webHidden/>
               </w:rPr>
-              <w:instrText xml:space="preserve"> PAGEREF _Toc219798746 \h </w:instrText>
+              <w:instrText xml:space="preserve"> PAGEREF _Toc219925699 \h </w:instrText>
             </w:r>
             <w:r>
               <w:rPr>
@@ -2591,7 +2607,7 @@
                 <w:noProof/>
                 <w:webHidden/>
               </w:rPr>
-              <w:t>26</w:t>
+              <w:t>25</w:t>
             </w:r>
             <w:r>
               <w:rPr>
@@ -2618,7 +2634,7 @@
               <w:szCs w:val="24"/>
             </w:rPr>
           </w:pPr>
-          <w:hyperlink w:anchor="_Toc219798747" w:history="1">
+          <w:hyperlink w:anchor="_Toc219925700" w:history="1">
             <w:r>
               <w:rPr>
                 <w:rStyle w:val="af1"/>
@@ -2645,7 +2661,7 @@
                 <w:noProof/>
                 <w:webHidden/>
               </w:rPr>
-              <w:instrText xml:space="preserve"> PAGEREF _Toc219798747 \h </w:instrText>
+              <w:instrText xml:space="preserve"> PAGEREF _Toc219925700 \h </w:instrText>
             </w:r>
             <w:r>
               <w:rPr>
@@ -2690,7 +2706,7 @@
               <w:szCs w:val="24"/>
             </w:rPr>
           </w:pPr>
-          <w:hyperlink w:anchor="_Toc219798748" w:history="1">
+          <w:hyperlink w:anchor="_Toc219925701" w:history="1">
             <w:r>
               <w:rPr>
                 <w:rStyle w:val="af1"/>
@@ -2717,7 +2733,7 @@
                 <w:noProof/>
                 <w:webHidden/>
               </w:rPr>
-              <w:instrText xml:space="preserve"> PAGEREF _Toc219798748 \h </w:instrText>
+              <w:instrText xml:space="preserve"> PAGEREF _Toc219925701 \h </w:instrText>
             </w:r>
             <w:r>
               <w:rPr>
@@ -2762,7 +2778,7 @@
               <w:szCs w:val="24"/>
             </w:rPr>
           </w:pPr>
-          <w:hyperlink w:anchor="_Toc219798749" w:history="1">
+          <w:hyperlink w:anchor="_Toc219925702" w:history="1">
             <w:r>
               <w:rPr>
                 <w:rStyle w:val="af1"/>
@@ -2789,7 +2805,7 @@
                 <w:noProof/>
                 <w:webHidden/>
               </w:rPr>
-              <w:instrText xml:space="preserve"> PAGEREF _Toc219798749 \h </w:instrText>
+              <w:instrText xml:space="preserve"> PAGEREF _Toc219925702 \h </w:instrText>
             </w:r>
             <w:r>
               <w:rPr>
@@ -2836,7 +2852,7 @@
               <w:szCs w:val="24"/>
             </w:rPr>
           </w:pPr>
-          <w:hyperlink w:anchor="_Toc219798750" w:history="1">
+          <w:hyperlink w:anchor="_Toc219925703" w:history="1">
             <w:r>
               <w:rPr>
                 <w:rStyle w:val="af1"/>
@@ -2863,7 +2879,7 @@
                 <w:noProof/>
                 <w:webHidden/>
               </w:rPr>
-              <w:instrText xml:space="preserve"> PAGEREF _Toc219798750 \h </w:instrText>
+              <w:instrText xml:space="preserve"> PAGEREF _Toc219925703 \h </w:instrText>
             </w:r>
             <w:r>
               <w:rPr>
@@ -2910,7 +2926,7 @@
               <w:szCs w:val="24"/>
             </w:rPr>
           </w:pPr>
-          <w:hyperlink w:anchor="_Toc219798751" w:history="1">
+          <w:hyperlink w:anchor="_Toc219925704" w:history="1">
             <w:r>
               <w:rPr>
                 <w:rStyle w:val="af1"/>
@@ -2937,7 +2953,7 @@
                 <w:noProof/>
                 <w:webHidden/>
               </w:rPr>
-              <w:instrText xml:space="preserve"> PAGEREF _Toc219798751 \h </w:instrText>
+              <w:instrText xml:space="preserve"> PAGEREF _Toc219925704 \h </w:instrText>
             </w:r>
             <w:r>
               <w:rPr>
@@ -2957,7 +2973,7 @@
                 <w:noProof/>
                 <w:webHidden/>
               </w:rPr>
-              <w:t>28</w:t>
+              <w:t>29</w:t>
             </w:r>
             <w:r>
               <w:rPr>
@@ -3000,7 +3016,7 @@
       <w:pPr>
         <w:pStyle w:val="1"/>
       </w:pPr>
-      <w:bookmarkStart w:id="1" w:name="_Toc219798720"/>
+      <w:bookmarkStart w:id="1" w:name="_Toc219925673"/>
       <w:r>
         <w:rPr>
           <w:rFonts w:hint="eastAsia"/>
@@ -3018,7 +3034,7 @@
           <w:numId w:val="2"/>
         </w:numPr>
       </w:pPr>
-      <w:bookmarkStart w:id="2" w:name="_Toc219798721"/>
+      <w:bookmarkStart w:id="2" w:name="_Toc219925674"/>
       <w:r>
         <w:rPr>
           <w:rFonts w:hint="eastAsia"/>
@@ -3035,7 +3051,7 @@
           <w:numId w:val="2"/>
         </w:numPr>
       </w:pPr>
-      <w:bookmarkStart w:id="3" w:name="_Toc219798722"/>
+      <w:bookmarkStart w:id="3" w:name="_Toc219925675"/>
       <w:r>
         <w:t>英虞湾における真珠養殖と海底ゴミの問題</w:t>
       </w:r>
@@ -3102,7 +3118,7 @@
           <w:noProof/>
         </w:rPr>
         <w:drawing>
-          <wp:inline distT="0" distB="0" distL="0" distR="0" wp14:anchorId="65A85B42" wp14:editId="03CE41EC">
+          <wp:inline distT="0" distB="0" distL="0" distR="0" wp14:anchorId="65A85B42" wp14:editId="724D1172">
             <wp:extent cx="2921000" cy="2618029"/>
             <wp:effectExtent l="0" t="0" r="0" b="0"/>
             <wp:docPr id="1872789778" name="図 5" descr="グラフ, 円グラフ&#10;&#10;AI 生成コンテンツは誤りを含む可能性があります。"/>
@@ -3156,9 +3172,6 @@
     <w:p>
       <w:pPr>
         <w:pStyle w:val="af2"/>
-        <w:rPr>
-          <w:ins w:id="4" w:author="板谷 年也【鈴鹿】" w:date="2026-01-19T17:09:00Z" w16du:dateUtc="2026-01-19T08:09:00Z"/>
-        </w:rPr>
       </w:pPr>
       <w:r>
         <w:t xml:space="preserve">図 </w:t>
@@ -3191,7 +3204,13 @@
         <w:t>6年度　都道府県別「真珠」生産割合</w:t>
       </w:r>
     </w:p>
-    <w:p/>
+    <w:p>
+      <w:pPr>
+        <w:rPr>
+          <w:lang w:eastAsia="zh-TW"/>
+        </w:rPr>
+      </w:pPr>
+    </w:p>
     <w:p>
       <w:pPr>
         <w:ind w:firstLineChars="100" w:firstLine="210"/>
@@ -3226,11 +3245,11 @@
           <w:numId w:val="2"/>
         </w:numPr>
       </w:pPr>
-      <w:bookmarkStart w:id="5" w:name="_Toc219798723"/>
+      <w:bookmarkStart w:id="4" w:name="_Toc219925676"/>
       <w:r>
         <w:t>既存の調査手法とその限界</w:t>
       </w:r>
-      <w:bookmarkEnd w:id="5"/>
+      <w:bookmarkEnd w:id="4"/>
     </w:p>
     <w:p>
       <w:pPr>
@@ -3312,11 +3331,11 @@
           <w:numId w:val="2"/>
         </w:numPr>
       </w:pPr>
-      <w:bookmarkStart w:id="6" w:name="_Toc219798724"/>
+      <w:bookmarkStart w:id="5" w:name="_Toc219925677"/>
       <w:r>
         <w:t>水中ドローンによる解決のアプローチ</w:t>
       </w:r>
-      <w:bookmarkEnd w:id="6"/>
+      <w:bookmarkEnd w:id="5"/>
     </w:p>
     <w:p>
       <w:pPr>
@@ -3375,14 +3394,14 @@
           <w:numId w:val="2"/>
         </w:numPr>
       </w:pPr>
-      <w:bookmarkStart w:id="7" w:name="_Toc219798725"/>
+      <w:bookmarkStart w:id="6" w:name="_Toc219925678"/>
       <w:r>
         <w:rPr>
           <w:rFonts w:hint="eastAsia"/>
         </w:rPr>
         <w:t>研究の目的</w:t>
       </w:r>
-      <w:bookmarkEnd w:id="7"/>
+      <w:bookmarkEnd w:id="6"/>
     </w:p>
     <w:p>
       <w:pPr>
@@ -3438,7 +3457,7 @@
       <w:pPr>
         <w:pStyle w:val="2"/>
       </w:pPr>
-      <w:bookmarkStart w:id="8" w:name="_Toc219798726"/>
+      <w:bookmarkStart w:id="7" w:name="_Toc219925679"/>
       <w:r>
         <w:t>1.3</w:t>
       </w:r>
@@ -3454,7 +3473,7 @@
         </w:rPr>
         <w:t>論文の構成</w:t>
       </w:r>
-      <w:bookmarkEnd w:id="8"/>
+      <w:bookmarkEnd w:id="7"/>
     </w:p>
     <w:p>
       <w:pPr>
@@ -3553,7 +3572,7 @@
         <w:pStyle w:val="1"/>
         <w:ind w:left="0"/>
       </w:pPr>
-      <w:bookmarkStart w:id="9" w:name="_Toc219798727"/>
+      <w:bookmarkStart w:id="8" w:name="_Toc219925680"/>
       <w:r>
         <w:rPr>
           <w:rFonts w:hint="eastAsia"/>
@@ -3584,35 +3603,35 @@
         </w:rPr>
         <w:t>原理</w:t>
       </w:r>
+      <w:bookmarkEnd w:id="8"/>
+    </w:p>
+    <w:p>
+      <w:pPr>
+        <w:pStyle w:val="2"/>
+      </w:pPr>
+      <w:bookmarkStart w:id="9" w:name="_Toc219925681"/>
+      <w:r>
+        <w:t>2.1</w:t>
+      </w:r>
+      <w:r>
+        <w:rPr>
+          <w:rFonts w:hint="eastAsia"/>
+        </w:rPr>
+        <w:t xml:space="preserve">　</w:t>
+      </w:r>
+      <w:r>
+        <w:rPr>
+          <w:rFonts w:hint="eastAsia"/>
+        </w:rPr>
+        <w:t>測定原理</w:t>
+      </w:r>
       <w:bookmarkEnd w:id="9"/>
     </w:p>
     <w:p>
       <w:pPr>
-        <w:pStyle w:val="2"/>
-      </w:pPr>
-      <w:bookmarkStart w:id="10" w:name="_Toc219798728"/>
-      <w:r>
-        <w:t>2.1</w:t>
-      </w:r>
-      <w:r>
-        <w:rPr>
-          <w:rFonts w:hint="eastAsia"/>
-        </w:rPr>
-        <w:t xml:space="preserve">　</w:t>
-      </w:r>
-      <w:r>
-        <w:rPr>
-          <w:rFonts w:hint="eastAsia"/>
-        </w:rPr>
-        <w:t>測定原理</w:t>
-      </w:r>
-      <w:bookmarkEnd w:id="10"/>
-    </w:p>
-    <w:p>
-      <w:pPr>
         <w:ind w:firstLineChars="100" w:firstLine="210"/>
       </w:pPr>
-      <w:commentRangeStart w:id="11"/>
+      <w:commentRangeStart w:id="10"/>
       <w:r>
         <w:t>本研究で採用した金属探知手法は、電磁誘導現象を利用した渦電流探傷法（</w:t>
       </w:r>
@@ -3687,14 +3706,14 @@
       <w:r>
         <w:t>本システムでは、このインピーダンスの変化に伴う検出用コイルの電圧変化を測定することによって、非接触で金属の有無を検知する。この手法は、対象物が泥や砂に埋もれていて視認できない場合でも、磁気的な特性変化として捉えることが可能である。</w:t>
       </w:r>
-      <w:commentRangeEnd w:id="11"/>
+      <w:commentRangeEnd w:id="10"/>
       <w:r>
         <w:rPr>
           <w:rStyle w:val="af5"/>
           <w:sz w:val="21"/>
           <w:szCs w:val="24"/>
         </w:rPr>
-        <w:commentReference w:id="11"/>
+        <w:commentReference w:id="10"/>
       </w:r>
     </w:p>
     <w:p>
@@ -3806,7 +3825,7 @@
       <w:pPr>
         <w:pStyle w:val="2"/>
       </w:pPr>
-      <w:bookmarkStart w:id="12" w:name="_Toc219798729"/>
+      <w:bookmarkStart w:id="11" w:name="_Toc219925682"/>
       <w:r>
         <w:t>2.2</w:t>
       </w:r>
@@ -3816,26 +3835,26 @@
         </w:rPr>
         <w:t xml:space="preserve">　システム全体構成</w:t>
       </w:r>
+      <w:bookmarkEnd w:id="11"/>
+    </w:p>
+    <w:p>
+      <w:pPr>
+        <w:pStyle w:val="3"/>
+      </w:pPr>
+      <w:bookmarkStart w:id="12" w:name="_Toc219925683"/>
+      <w:r>
+        <w:t>2.2.1</w:t>
+      </w:r>
+      <w:r>
+        <w:rPr>
+          <w:rFonts w:hint="eastAsia"/>
+        </w:rPr>
+        <w:t xml:space="preserve">　提案システムの概要</w:t>
+      </w:r>
       <w:bookmarkEnd w:id="12"/>
     </w:p>
     <w:p>
       <w:pPr>
-        <w:pStyle w:val="3"/>
-      </w:pPr>
-      <w:bookmarkStart w:id="13" w:name="_Toc219798730"/>
-      <w:r>
-        <w:t>2.2.1</w:t>
-      </w:r>
-      <w:r>
-        <w:rPr>
-          <w:rFonts w:hint="eastAsia"/>
-        </w:rPr>
-        <w:t xml:space="preserve">　提案システムの概要</w:t>
-      </w:r>
-      <w:bookmarkEnd w:id="13"/>
-    </w:p>
-    <w:p>
-      <w:pPr>
         <w:ind w:firstLineChars="100" w:firstLine="210"/>
       </w:pPr>
       <w:r>
@@ -3920,9 +3939,11 @@
       <w:r>
         <w:t>は、</w:t>
       </w:r>
+      <w:proofErr w:type="spellStart"/>
       <w:r>
         <w:t>Digilent</w:t>
       </w:r>
+      <w:proofErr w:type="spellEnd"/>
       <w:r>
         <w:t>社製の</w:t>
       </w:r>
@@ -4096,7 +4117,7 @@
       <w:pPr>
         <w:pStyle w:val="3"/>
       </w:pPr>
-      <w:bookmarkStart w:id="14" w:name="_Toc219798731"/>
+      <w:bookmarkStart w:id="13" w:name="_Toc219925684"/>
       <w:r>
         <w:t>2.2.2</w:t>
       </w:r>
@@ -4106,7 +4127,7 @@
         </w:rPr>
         <w:t xml:space="preserve">　本研究における実験構成</w:t>
       </w:r>
-      <w:bookmarkEnd w:id="14"/>
+      <w:bookmarkEnd w:id="13"/>
     </w:p>
     <w:p>
       <w:pPr>
@@ -4136,9 +4157,11 @@
         </w:rPr>
         <w:t>（</w:t>
       </w:r>
+      <w:proofErr w:type="spellStart"/>
       <w:r>
         <w:t>Digilent</w:t>
       </w:r>
+      <w:proofErr w:type="spellEnd"/>
       <w:r>
         <w:rPr>
           <w:rFonts w:hint="eastAsia"/>
@@ -4254,7 +4277,7 @@
       <w:pPr>
         <w:pStyle w:val="2"/>
       </w:pPr>
-      <w:bookmarkStart w:id="15" w:name="_Toc219798732"/>
+      <w:bookmarkStart w:id="14" w:name="_Toc219925685"/>
       <w:r>
         <w:t>2.3</w:t>
       </w:r>
@@ -4264,7 +4287,7 @@
         </w:rPr>
         <w:t xml:space="preserve">　水中ドローンのハードウェア構成</w:t>
       </w:r>
-      <w:bookmarkEnd w:id="15"/>
+      <w:bookmarkEnd w:id="14"/>
     </w:p>
     <w:p>
       <w:pPr>
@@ -4463,8 +4486,16 @@
         <w:rPr>
           <w:rFonts w:hint="eastAsia"/>
         </w:rPr>
-        <w:t>5200 mAh</w:t>
-      </w:r>
+        <w:t xml:space="preserve">5200 </w:t>
+      </w:r>
+      <w:proofErr w:type="spellStart"/>
+      <w:r>
+        <w:rPr>
+          <w:rFonts w:hint="eastAsia"/>
+        </w:rPr>
+        <w:t>mAh</w:t>
+      </w:r>
+      <w:proofErr w:type="spellEnd"/>
       <w:r>
         <w:t>のリチウムポリマーバッテリーを使用し、システム全体に電力を供給している。</w:t>
       </w:r>
@@ -4626,7 +4657,7 @@
       <w:pPr>
         <w:pStyle w:val="2"/>
       </w:pPr>
-      <w:bookmarkStart w:id="16" w:name="_Toc219798733"/>
+      <w:bookmarkStart w:id="15" w:name="_Toc219925686"/>
       <w:r>
         <w:t>2.4</w:t>
       </w:r>
@@ -4639,7 +4670,7 @@
       <w:r>
         <w:t>電磁センサの設計・製作</w:t>
       </w:r>
-      <w:bookmarkEnd w:id="16"/>
+      <w:bookmarkEnd w:id="15"/>
     </w:p>
     <w:p>
       <w:pPr>
@@ -4859,9 +4890,6 @@
     <w:p>
       <w:pPr>
         <w:ind w:firstLineChars="50" w:firstLine="105"/>
-        <w:rPr>
-          <w:ins w:id="17" w:author="板谷 年也【鈴鹿】" w:date="2026-01-19T17:10:00Z" w16du:dateUtc="2026-01-19T08:10:00Z"/>
-        </w:rPr>
       </w:pPr>
     </w:p>
     <w:p>
@@ -5236,7 +5264,7 @@
         <w:pStyle w:val="1"/>
         <w:ind w:left="0"/>
       </w:pPr>
-      <w:bookmarkStart w:id="18" w:name="_Toc219798734"/>
+      <w:bookmarkStart w:id="16" w:name="_Toc219925687"/>
       <w:r>
         <w:rPr>
           <w:rFonts w:hint="eastAsia"/>
@@ -5244,23 +5272,189 @@
         <w:lastRenderedPageBreak/>
         <w:t>第３章　評価実験および考察</w:t>
       </w:r>
+      <w:bookmarkEnd w:id="16"/>
+    </w:p>
+    <w:p>
+      <w:pPr>
+        <w:pStyle w:val="2"/>
+      </w:pPr>
+      <w:bookmarkStart w:id="17" w:name="_Toc219925688"/>
+      <w:r>
+        <w:t>3.1</w:t>
+      </w:r>
+      <w:r>
+        <w:rPr>
+          <w:rFonts w:hint="eastAsia"/>
+        </w:rPr>
+        <w:t xml:space="preserve">　実験概要</w:t>
+      </w:r>
+      <w:bookmarkEnd w:id="17"/>
+    </w:p>
+    <w:p>
+      <w:pPr>
+        <w:ind w:firstLineChars="100" w:firstLine="210"/>
+      </w:pPr>
+      <w:r>
+        <w:rPr>
+          <w:rFonts w:hint="eastAsia"/>
+        </w:rPr>
+        <w:t>本章では、第</w:t>
+      </w:r>
+      <w:r>
+        <w:t>2</w:t>
+      </w:r>
+      <w:r>
+        <w:t>章で試作した電磁センサの基本性能、および水中ドローンに搭載した状態での探査システムの実現可能性を検証するために行った、</w:t>
+      </w:r>
+      <w:r>
+        <w:t>2</w:t>
+      </w:r>
+      <w:r>
+        <w:t>つの実験について述べる。</w:t>
+      </w:r>
+    </w:p>
+    <w:p>
+      <w:pPr>
+        <w:pStyle w:val="3"/>
+      </w:pPr>
+      <w:bookmarkStart w:id="18" w:name="_Toc219925689"/>
+      <w:r>
+        <w:rPr>
+          <w:rFonts w:hint="eastAsia"/>
+        </w:rPr>
+        <w:t xml:space="preserve">3.1.1　</w:t>
+      </w:r>
+      <w:r>
+        <w:rPr>
+          <w:rFonts w:hint="eastAsia"/>
+        </w:rPr>
+        <w:t>基礎特性の検証</w:t>
+      </w:r>
       <w:bookmarkEnd w:id="18"/>
     </w:p>
     <w:p>
       <w:pPr>
+        <w:ind w:firstLineChars="100" w:firstLine="210"/>
+      </w:pPr>
+      <w:r>
+        <w:rPr>
+          <w:rFonts w:hint="eastAsia"/>
+        </w:rPr>
+        <w:t>まず、センサ単体の基礎的な検出能力を把握するために、研究室内の水槽を用いた実験を行った。</w:t>
+      </w:r>
+      <w:r>
+        <w:t xml:space="preserve"> </w:t>
+      </w:r>
+      <w:r>
+        <w:t>本研究の最終的な適用フィールドは英虞湾（海水域）である。海水は淡水と比較して導電率が高く、電磁波の減衰や位相変化といった影響（表皮効果等）</w:t>
+      </w:r>
+      <w:r>
+        <w:t>[1</w:t>
+      </w:r>
+      <w:r>
+        <w:rPr>
+          <w:rFonts w:hint="eastAsia"/>
+        </w:rPr>
+        <w:t>1</w:t>
+      </w:r>
+      <w:r>
+        <w:t>]</w:t>
+      </w:r>
+      <w:r>
+        <w:rPr>
+          <w:rFonts w:hint="eastAsia"/>
+        </w:rPr>
+        <w:t>が</w:t>
+      </w:r>
+      <w:r>
+        <w:t>無視できない可能性がある。</w:t>
+      </w:r>
+      <w:r>
+        <w:t xml:space="preserve"> </w:t>
+      </w:r>
+      <w:r>
+        <w:t>そこで本実験では、「淡水」および海水を模した「</w:t>
+      </w:r>
+      <w:r>
+        <w:rPr>
+          <w:rFonts w:hint="eastAsia"/>
+        </w:rPr>
+        <w:t>人工海水</w:t>
+      </w:r>
+      <w:r>
+        <w:t>」の双方の環境下で計測を行い、水の導電性がセンサの金属検知性能に与える影響を比較・検証した。</w:t>
+      </w:r>
+    </w:p>
+    <w:p>
+      <w:pPr>
+        <w:pStyle w:val="3"/>
+      </w:pPr>
+      <w:bookmarkStart w:id="19" w:name="_Toc219925690"/>
+      <w:r>
+        <w:rPr>
+          <w:rFonts w:hint="eastAsia"/>
+        </w:rPr>
+        <w:t xml:space="preserve">3.1.2　</w:t>
+      </w:r>
+      <w:r>
+        <w:rPr>
+          <w:rFonts w:hint="eastAsia"/>
+        </w:rPr>
+        <w:t>システム動作検証</w:t>
+      </w:r>
+      <w:bookmarkEnd w:id="19"/>
+    </w:p>
+    <w:p>
+      <w:pPr>
+        <w:ind w:firstLineChars="100" w:firstLine="210"/>
+      </w:pPr>
+      <w:r>
+        <w:rPr>
+          <w:rFonts w:hint="eastAsia"/>
+        </w:rPr>
+        <w:t>次に、実際の運用に近い環境での動作を確認するために、学校のプールを用いた実験を行った。</w:t>
+      </w:r>
+      <w:r>
+        <w:t xml:space="preserve"> </w:t>
+      </w:r>
+      <w:r>
+        <w:t>この実験では、試作した電磁センサを実際に水中ドローンに搭載・結線し、システム全体を稼働させた状態で試験を行った。</w:t>
+      </w:r>
+      <w:r>
+        <w:t xml:space="preserve"> </w:t>
+      </w:r>
+      <w:r>
+        <w:t>ドローンのスラスタが発生する電磁ノイズや、機体の振動・移動がセンサの信号に与える影響を確認するとともに、広くて深い水中環境における金属検知の実証を行うことを目的とした。</w:t>
+      </w:r>
+    </w:p>
+    <w:p>
+      <w:pPr>
         <w:pStyle w:val="2"/>
       </w:pPr>
-      <w:bookmarkStart w:id="19" w:name="_Toc219798735"/>
-      <w:r>
-        <w:t>3.1</w:t>
-      </w:r>
-      <w:r>
-        <w:rPr>
-          <w:rFonts w:hint="eastAsia"/>
-        </w:rPr>
-        <w:t xml:space="preserve">　実験概要</w:t>
-      </w:r>
-      <w:bookmarkEnd w:id="19"/>
+      <w:bookmarkStart w:id="20" w:name="_Toc219925691"/>
+      <w:r>
+        <w:rPr>
+          <w:rFonts w:hint="eastAsia"/>
+        </w:rPr>
+        <w:t xml:space="preserve">3.2　</w:t>
+      </w:r>
+      <w:r>
+        <w:t>水槽を用いた基礎特性の検証</w:t>
+      </w:r>
+      <w:bookmarkEnd w:id="20"/>
+    </w:p>
+    <w:p>
+      <w:pPr>
+        <w:pStyle w:val="3"/>
+      </w:pPr>
+      <w:bookmarkStart w:id="21" w:name="_Toc219925692"/>
+      <w:r>
+        <w:rPr>
+          <w:rFonts w:hint="eastAsia"/>
+        </w:rPr>
+        <w:t>3.2.1　実験方法</w:t>
+      </w:r>
+      <w:bookmarkEnd w:id="21"/>
     </w:p>
     <w:p>
       <w:pPr>
@@ -5270,39 +5464,50 @@
         <w:rPr>
           <w:rFonts w:hint="eastAsia"/>
         </w:rPr>
-        <w:t>本章では、第</w:t>
-      </w:r>
-      <w:r>
-        <w:t>2</w:t>
-      </w:r>
-      <w:r>
-        <w:t>章で試作した電磁センサの基本性能、および水中ドローンに搭載した状態での探査システムの実現可能性を検証するために行った、</w:t>
-      </w:r>
-      <w:r>
-        <w:t>2</w:t>
-      </w:r>
-      <w:r>
-        <w:t>つの実験について述べる。</w:t>
-      </w:r>
-    </w:p>
-    <w:p>
-      <w:pPr>
-        <w:pStyle w:val="3"/>
-      </w:pPr>
-      <w:bookmarkStart w:id="20" w:name="_Toc219798736"/>
-      <w:r>
-        <w:rPr>
-          <w:rFonts w:hint="eastAsia"/>
-        </w:rPr>
-        <w:t xml:space="preserve">3.1.1　</w:t>
-      </w:r>
-      <w:r>
-        <w:rPr>
-          <w:rFonts w:hint="eastAsia"/>
-        </w:rPr>
-        <w:t>基礎特性の検証</w:t>
-      </w:r>
-      <w:bookmarkEnd w:id="20"/>
+        <w:t>実験は研究室内の水槽を用いて行った。水槽の底部には、実際の海底環境を模した砂を敷き詰め、その上に検出対象を配置した。</w:t>
+      </w:r>
+      <w:r>
+        <w:t xml:space="preserve"> </w:t>
+      </w:r>
+      <w:r>
+        <w:t>検出対象（ターゲット）には、縦</w:t>
+      </w:r>
+      <w:r>
+        <w:t xml:space="preserve"> </w:t>
+      </w:r>
+      <w:r>
+        <w:t>200</w:t>
+      </w:r>
+      <w:r>
+        <w:t xml:space="preserve"> mm × </w:t>
+      </w:r>
+      <w:r>
+        <w:t>横</w:t>
+      </w:r>
+      <w:r>
+        <w:t xml:space="preserve"> </w:t>
+      </w:r>
+      <w:r>
+        <w:t>200</w:t>
+      </w:r>
+      <w:r>
+        <w:t xml:space="preserve"> mm × </w:t>
+      </w:r>
+      <w:r>
+        <w:t>厚さ</w:t>
+      </w:r>
+      <w:r>
+        <w:t xml:space="preserve"> </w:t>
+      </w:r>
+      <w:r>
+        <w:t>3</w:t>
+      </w:r>
+      <w:r>
+        <w:t xml:space="preserve"> mm </w:t>
+      </w:r>
+      <w:r>
+        <w:t>の鉄板、および同寸法のアクリル板（非金属ターゲット）を使用した。</w:t>
+      </w:r>
     </w:p>
     <w:p>
       <w:pPr>
@@ -5312,183 +5517,6 @@
         <w:rPr>
           <w:rFonts w:hint="eastAsia"/>
         </w:rPr>
-        <w:t>まず、センサ単体の基礎的な検出能力を把握するために、研究室内の水槽を用いた実験を行った。</w:t>
-      </w:r>
-      <w:r>
-        <w:t xml:space="preserve"> </w:t>
-      </w:r>
-      <w:r>
-        <w:t>本研究の最終的な適用フィールドは英虞湾（海水域）である。海水は淡水と比較して導電率が高く、電磁波の減衰や位相変化といった影響（表皮効果等）</w:t>
-      </w:r>
-      <w:r>
-        <w:t>[1</w:t>
-      </w:r>
-      <w:r>
-        <w:rPr>
-          <w:rFonts w:hint="eastAsia"/>
-        </w:rPr>
-        <w:t>1</w:t>
-      </w:r>
-      <w:r>
-        <w:t>]</w:t>
-      </w:r>
-      <w:r>
-        <w:rPr>
-          <w:rFonts w:hint="eastAsia"/>
-        </w:rPr>
-        <w:t>が</w:t>
-      </w:r>
-      <w:r>
-        <w:t>無視できない可能性がある。</w:t>
-      </w:r>
-      <w:r>
-        <w:t xml:space="preserve"> </w:t>
-      </w:r>
-      <w:r>
-        <w:t>そこで本実験では、「淡水」および海水を模した「</w:t>
-      </w:r>
-      <w:r>
-        <w:rPr>
-          <w:rFonts w:hint="eastAsia"/>
-        </w:rPr>
-        <w:t>人工海水</w:t>
-      </w:r>
-      <w:r>
-        <w:t>」の双方の環境下で計測を行い、水の導電性がセンサの金属検知性能に与える影響を比較・検証した。</w:t>
-      </w:r>
-    </w:p>
-    <w:p>
-      <w:pPr>
-        <w:pStyle w:val="3"/>
-      </w:pPr>
-      <w:bookmarkStart w:id="21" w:name="_Toc219798737"/>
-      <w:r>
-        <w:rPr>
-          <w:rFonts w:hint="eastAsia"/>
-        </w:rPr>
-        <w:t xml:space="preserve">3.1.2　</w:t>
-      </w:r>
-      <w:r>
-        <w:rPr>
-          <w:rFonts w:hint="eastAsia"/>
-        </w:rPr>
-        <w:t>システム動作検証</w:t>
-      </w:r>
-      <w:bookmarkEnd w:id="21"/>
-    </w:p>
-    <w:p>
-      <w:pPr>
-        <w:ind w:firstLineChars="100" w:firstLine="210"/>
-      </w:pPr>
-      <w:r>
-        <w:rPr>
-          <w:rFonts w:hint="eastAsia"/>
-        </w:rPr>
-        <w:t>次に、実際の運用に近い環境での動作を確認するために、学校のプールを用いた実験を行った。</w:t>
-      </w:r>
-      <w:r>
-        <w:t xml:space="preserve"> </w:t>
-      </w:r>
-      <w:r>
-        <w:t>この実験では、試作した電磁センサを実際に水中ドローンに搭載・結線し、システム全体を稼働させた状態で試験を行った。</w:t>
-      </w:r>
-      <w:r>
-        <w:t xml:space="preserve"> </w:t>
-      </w:r>
-      <w:r>
-        <w:t>ドローンのスラスタが発生する電磁ノイズや、機体の振動・移動がセンサの信号に与える影響を確認するとともに、広くて深い水中環境における金属検知の実証を行うことを目的とした。</w:t>
-      </w:r>
-    </w:p>
-    <w:p>
-      <w:pPr>
-        <w:pStyle w:val="2"/>
-      </w:pPr>
-      <w:bookmarkStart w:id="22" w:name="_Toc219798738"/>
-      <w:r>
-        <w:rPr>
-          <w:rFonts w:hint="eastAsia"/>
-        </w:rPr>
-        <w:t xml:space="preserve">3.2　</w:t>
-      </w:r>
-      <w:r>
-        <w:t>水槽を用いた基礎特性の検証</w:t>
-      </w:r>
-      <w:bookmarkEnd w:id="22"/>
-    </w:p>
-    <w:p>
-      <w:pPr>
-        <w:pStyle w:val="3"/>
-      </w:pPr>
-      <w:bookmarkStart w:id="23" w:name="_Toc219798739"/>
-      <w:r>
-        <w:rPr>
-          <w:rFonts w:hint="eastAsia"/>
-        </w:rPr>
-        <w:t>3.2.1　実験方法</w:t>
-      </w:r>
-      <w:bookmarkEnd w:id="23"/>
-    </w:p>
-    <w:p>
-      <w:pPr>
-        <w:ind w:firstLineChars="100" w:firstLine="210"/>
-      </w:pPr>
-      <w:r>
-        <w:rPr>
-          <w:rFonts w:hint="eastAsia"/>
-        </w:rPr>
-        <w:t>実験は研究室内の水槽を用いて行った。水槽の底部には、実際の海底環境を模した砂を敷き詰め、その上に検出対象を配置した。</w:t>
-      </w:r>
-      <w:r>
-        <w:t xml:space="preserve"> </w:t>
-      </w:r>
-      <w:r>
-        <w:t>検出対象（ターゲット）には、縦</w:t>
-      </w:r>
-      <w:r>
-        <w:t xml:space="preserve"> </w:t>
-      </w:r>
-      <w:r>
-        <w:t>200</w:t>
-      </w:r>
-      <w:r>
-        <w:t xml:space="preserve"> mm × </w:t>
-      </w:r>
-      <w:r>
-        <w:t>横</w:t>
-      </w:r>
-      <w:r>
-        <w:t xml:space="preserve"> </w:t>
-      </w:r>
-      <w:r>
-        <w:t>200</w:t>
-      </w:r>
-      <w:r>
-        <w:t xml:space="preserve"> mm × </w:t>
-      </w:r>
-      <w:r>
-        <w:t>厚さ</w:t>
-      </w:r>
-      <w:r>
-        <w:t xml:space="preserve"> </w:t>
-      </w:r>
-      <w:r>
-        <w:t>3</w:t>
-      </w:r>
-      <w:r>
-        <w:t xml:space="preserve"> mm </w:t>
-      </w:r>
-      <w:r>
-        <w:t>の鉄板、および同寸法のアクリル板（非金属ターゲット）を使用した。</w:t>
-      </w:r>
-    </w:p>
-    <w:p>
-      <w:pPr>
-        <w:ind w:firstLineChars="100" w:firstLine="210"/>
-      </w:pPr>
-      <w:r>
-        <w:rPr>
-          <w:rFonts w:hint="eastAsia"/>
-        </w:rPr>
         <w:t>Analog Discovery2</w:t>
       </w:r>
       <w:r>
@@ -5569,15 +5597,19 @@
         </w:rPr>
         <w:t>データ収集、分析、視覚化が行える</w:t>
       </w:r>
+      <w:proofErr w:type="spellStart"/>
       <w:r>
         <w:t>Digilent</w:t>
       </w:r>
+      <w:proofErr w:type="spellEnd"/>
       <w:r>
         <w:t>の「</w:t>
       </w:r>
+      <w:proofErr w:type="spellStart"/>
       <w:r>
         <w:t>WaveForms</w:t>
       </w:r>
+      <w:proofErr w:type="spellEnd"/>
       <w:r>
         <w:t>」</w:t>
       </w:r>
@@ -5814,7 +5846,7 @@
       <w:pPr>
         <w:pStyle w:val="3"/>
       </w:pPr>
-      <w:bookmarkStart w:id="24" w:name="_Toc219798740"/>
+      <w:bookmarkStart w:id="22" w:name="_Toc219925693"/>
       <w:r>
         <w:rPr>
           <w:rFonts w:hint="eastAsia"/>
@@ -5839,7 +5871,7 @@
         </w:rPr>
         <w:t>実験結果</w:t>
       </w:r>
-      <w:bookmarkEnd w:id="24"/>
+      <w:bookmarkEnd w:id="22"/>
     </w:p>
     <w:p>
       <w:pPr>
@@ -5977,14 +6009,14 @@
         <w:ind w:firstLineChars="50" w:firstLine="105"/>
         <w:jc w:val="center"/>
       </w:pPr>
-      <w:commentRangeStart w:id="25"/>
+      <w:commentRangeStart w:id="23"/>
       <w:r>
         <w:rPr>
           <w:noProof/>
         </w:rPr>
         <w:lastRenderedPageBreak/>
         <w:drawing>
-          <wp:inline distT="0" distB="0" distL="0" distR="0" wp14:anchorId="1459B5A4" wp14:editId="751D6590">
+          <wp:inline distT="0" distB="0" distL="0" distR="0" wp14:anchorId="1459B5A4" wp14:editId="09468AF2">
             <wp:extent cx="4639672" cy="2931807"/>
             <wp:effectExtent l="0" t="0" r="8890" b="1905"/>
             <wp:docPr id="464804350" name="図 2"/>
@@ -6031,14 +6063,14 @@
           </wp:inline>
         </w:drawing>
       </w:r>
-      <w:commentRangeEnd w:id="25"/>
+      <w:commentRangeEnd w:id="23"/>
       <w:r>
         <w:rPr>
           <w:rStyle w:val="af5"/>
           <w:sz w:val="21"/>
           <w:szCs w:val="24"/>
         </w:rPr>
-        <w:commentReference w:id="25"/>
+        <w:commentReference w:id="23"/>
       </w:r>
     </w:p>
     <w:p>
@@ -6211,7 +6243,7 @@
         </w:rPr>
         <w:lastRenderedPageBreak/>
         <w:drawing>
-          <wp:inline distT="0" distB="0" distL="0" distR="0" wp14:anchorId="6411802E" wp14:editId="77EDB3F3">
+          <wp:inline distT="0" distB="0" distL="0" distR="0" wp14:anchorId="6411802E" wp14:editId="4A71C2AF">
             <wp:extent cx="4639672" cy="2845929"/>
             <wp:effectExtent l="0" t="0" r="8890" b="0"/>
             <wp:docPr id="741575295" name="図 3"/>
@@ -6446,7 +6478,7 @@
         </w:rPr>
         <w:lastRenderedPageBreak/>
         <w:drawing>
-          <wp:inline distT="0" distB="0" distL="0" distR="0" wp14:anchorId="3B7299B7" wp14:editId="3BC7B814">
+          <wp:inline distT="0" distB="0" distL="0" distR="0" wp14:anchorId="3B7299B7" wp14:editId="16E0D5AB">
             <wp:extent cx="4643555" cy="2849246"/>
             <wp:effectExtent l="0" t="0" r="5080" b="8255"/>
             <wp:docPr id="143356835" name="図 6"/>
@@ -6676,7 +6708,7 @@
         </w:rPr>
         <w:lastRenderedPageBreak/>
         <w:drawing>
-          <wp:inline distT="0" distB="0" distL="0" distR="0" wp14:anchorId="5F03B72E" wp14:editId="7063B29A">
+          <wp:inline distT="0" distB="0" distL="0" distR="0" wp14:anchorId="5F03B72E" wp14:editId="0B60AD31">
             <wp:extent cx="4643555" cy="2848311"/>
             <wp:effectExtent l="0" t="0" r="5080" b="9525"/>
             <wp:docPr id="460595641" name="図 7"/>
@@ -6849,7 +6881,7 @@
         </w:rPr>
         <w:lastRenderedPageBreak/>
         <w:drawing>
-          <wp:inline distT="0" distB="0" distL="0" distR="0" wp14:anchorId="3B3FE7DF" wp14:editId="0E1901B8">
+          <wp:inline distT="0" distB="0" distL="0" distR="0" wp14:anchorId="3B3FE7DF" wp14:editId="29CF28E5">
             <wp:extent cx="4643555" cy="2846786"/>
             <wp:effectExtent l="0" t="0" r="5080" b="0"/>
             <wp:docPr id="1759174419" name="図 9"/>
@@ -7041,7 +7073,7 @@
         </w:rPr>
         <w:lastRenderedPageBreak/>
         <w:drawing>
-          <wp:inline distT="0" distB="0" distL="0" distR="0" wp14:anchorId="40E6CFB2" wp14:editId="43361D90">
+          <wp:inline distT="0" distB="0" distL="0" distR="0" wp14:anchorId="40E6CFB2" wp14:editId="2596EB57">
             <wp:extent cx="4643555" cy="2846786"/>
             <wp:effectExtent l="0" t="0" r="5080" b="0"/>
             <wp:docPr id="1552827861" name="図 10"/>
@@ -7220,7 +7252,7 @@
           <w:noProof/>
         </w:rPr>
         <w:drawing>
-          <wp:inline distT="0" distB="0" distL="0" distR="0" wp14:anchorId="17D4A006" wp14:editId="6682CE6D">
+          <wp:inline distT="0" distB="0" distL="0" distR="0" wp14:anchorId="17D4A006" wp14:editId="1F6FF857">
             <wp:extent cx="4643555" cy="2848311"/>
             <wp:effectExtent l="0" t="0" r="5080" b="9525"/>
             <wp:docPr id="1150553908" name="図 11"/>
@@ -7309,7 +7341,7 @@
       <w:pPr>
         <w:pStyle w:val="3"/>
       </w:pPr>
-      <w:bookmarkStart w:id="26" w:name="_Toc219798741"/>
+      <w:bookmarkStart w:id="24" w:name="_Toc219925694"/>
       <w:r>
         <w:rPr>
           <w:rFonts w:hint="eastAsia"/>
@@ -7317,7 +7349,7 @@
         <w:lastRenderedPageBreak/>
         <w:t>3.2.3　人工海水での実験結果</w:t>
       </w:r>
-      <w:bookmarkEnd w:id="26"/>
+      <w:bookmarkEnd w:id="24"/>
     </w:p>
     <w:p>
       <w:pPr>
@@ -7462,7 +7494,7 @@
           <w:noProof/>
         </w:rPr>
         <w:drawing>
-          <wp:inline distT="0" distB="0" distL="0" distR="0" wp14:anchorId="6B3206D9" wp14:editId="597B33E5">
+          <wp:inline distT="0" distB="0" distL="0" distR="0" wp14:anchorId="6B3206D9" wp14:editId="0352ED8D">
             <wp:extent cx="4639672" cy="2846863"/>
             <wp:effectExtent l="0" t="0" r="8890" b="0"/>
             <wp:docPr id="539692715" name="図 12"/>
@@ -7576,14 +7608,14 @@
       <w:pPr>
         <w:pStyle w:val="3"/>
       </w:pPr>
-      <w:bookmarkStart w:id="27" w:name="_Toc219798742"/>
+      <w:bookmarkStart w:id="25" w:name="_Toc219925695"/>
       <w:r>
         <w:rPr>
           <w:rFonts w:hint="eastAsia"/>
         </w:rPr>
         <w:t>3.2.4　水槽実験の小括</w:t>
       </w:r>
-      <w:bookmarkEnd w:id="27"/>
+      <w:bookmarkEnd w:id="25"/>
     </w:p>
     <w:p>
       <w:pPr>
@@ -7768,7 +7800,7 @@
       <w:pPr>
         <w:pStyle w:val="2"/>
       </w:pPr>
-      <w:bookmarkStart w:id="28" w:name="_Toc219798743"/>
+      <w:bookmarkStart w:id="26" w:name="_Toc219925696"/>
       <w:r>
         <w:rPr>
           <w:rFonts w:hint="eastAsia"/>
@@ -7784,20 +7816,20 @@
       <w:r>
         <w:t>ールを用いたシステム動作検証</w:t>
       </w:r>
-      <w:bookmarkEnd w:id="28"/>
+      <w:bookmarkEnd w:id="26"/>
     </w:p>
     <w:p>
       <w:pPr>
         <w:pStyle w:val="3"/>
       </w:pPr>
-      <w:bookmarkStart w:id="29" w:name="_Toc219798744"/>
+      <w:bookmarkStart w:id="27" w:name="_Toc219925697"/>
       <w:r>
         <w:rPr>
           <w:rFonts w:hint="eastAsia"/>
         </w:rPr>
         <w:t>3.3.1　実験方法</w:t>
       </w:r>
-      <w:bookmarkEnd w:id="29"/>
+      <w:bookmarkEnd w:id="27"/>
     </w:p>
     <w:p>
       <w:pPr>
@@ -8099,14 +8131,14 @@
       <w:pPr>
         <w:pStyle w:val="3"/>
       </w:pPr>
-      <w:bookmarkStart w:id="30" w:name="_Toc219798745"/>
+      <w:bookmarkStart w:id="28" w:name="_Toc219925698"/>
       <w:r>
         <w:rPr>
           <w:rFonts w:hint="eastAsia"/>
         </w:rPr>
         <w:t>3.3.2　実験結果および考察</w:t>
       </w:r>
-      <w:bookmarkEnd w:id="30"/>
+      <w:bookmarkEnd w:id="28"/>
     </w:p>
     <w:p>
       <w:pPr>
@@ -8278,7 +8310,7 @@
           <w:noProof/>
         </w:rPr>
         <w:drawing>
-          <wp:inline distT="0" distB="0" distL="0" distR="0" wp14:anchorId="36BE648C" wp14:editId="378A8E20">
+          <wp:inline distT="0" distB="0" distL="0" distR="0" wp14:anchorId="36BE648C" wp14:editId="45485789">
             <wp:extent cx="4643555" cy="2846786"/>
             <wp:effectExtent l="0" t="0" r="5080" b="0"/>
             <wp:docPr id="1672442527" name="図 2"/>
@@ -8453,7 +8485,6 @@
       <w:pPr>
         <w:pStyle w:val="af2"/>
         <w:rPr>
-          <w:ins w:id="31" w:author="板谷 年也【鈴鹿】" w:date="2026-01-19T17:12:00Z" w16du:dateUtc="2026-01-19T08:12:00Z"/>
           <w:lang w:eastAsia="ja-JP"/>
         </w:rPr>
       </w:pPr>
@@ -8545,7 +8576,7 @@
       <w:pPr>
         <w:pStyle w:val="3"/>
       </w:pPr>
-      <w:bookmarkStart w:id="32" w:name="_Toc219798746"/>
+      <w:bookmarkStart w:id="29" w:name="_Toc219925699"/>
       <w:r>
         <w:rPr>
           <w:rFonts w:hint="eastAsia"/>
@@ -8558,7 +8589,7 @@
         </w:rPr>
         <w:t>プール実験の小括</w:t>
       </w:r>
-      <w:bookmarkEnd w:id="32"/>
+      <w:bookmarkEnd w:id="29"/>
     </w:p>
     <w:p>
       <w:pPr>
@@ -8684,7 +8715,7 @@
         <w:pStyle w:val="1"/>
         <w:ind w:left="0"/>
       </w:pPr>
-      <w:bookmarkStart w:id="33" w:name="_Toc219798747"/>
+      <w:bookmarkStart w:id="30" w:name="_Toc219925700"/>
       <w:r>
         <w:rPr>
           <w:rFonts w:hint="eastAsia"/>
@@ -8692,13 +8723,13 @@
         <w:lastRenderedPageBreak/>
         <w:t>第４章　結論</w:t>
       </w:r>
-      <w:bookmarkEnd w:id="33"/>
+      <w:bookmarkEnd w:id="30"/>
     </w:p>
     <w:p>
       <w:pPr>
         <w:pStyle w:val="2"/>
       </w:pPr>
-      <w:bookmarkStart w:id="34" w:name="_Toc219798748"/>
+      <w:bookmarkStart w:id="31" w:name="_Toc219925701"/>
       <w:r>
         <w:t>4.1</w:t>
       </w:r>
@@ -8708,7 +8739,7 @@
         </w:rPr>
         <w:t xml:space="preserve">　本研究のまとめ</w:t>
       </w:r>
-      <w:bookmarkEnd w:id="34"/>
+      <w:bookmarkEnd w:id="31"/>
     </w:p>
     <w:p>
       <w:pPr>
@@ -8883,7 +8914,7 @@
       <w:pPr>
         <w:pStyle w:val="2"/>
       </w:pPr>
-      <w:bookmarkStart w:id="35" w:name="_Toc219798749"/>
+      <w:bookmarkStart w:id="32" w:name="_Toc219925702"/>
       <w:r>
         <w:t>4.2</w:t>
       </w:r>
@@ -8899,15 +8930,12 @@
         </w:rPr>
         <w:t>と展望</w:t>
       </w:r>
-      <w:bookmarkEnd w:id="35"/>
+      <w:bookmarkEnd w:id="32"/>
     </w:p>
     <w:p>
       <w:pPr>
         <w:widowControl/>
         <w:ind w:firstLineChars="100" w:firstLine="210"/>
-        <w:rPr>
-          <w:ins w:id="36" w:author="板谷 年也【鈴鹿】" w:date="2026-01-19T17:12:00Z" w16du:dateUtc="2026-01-19T08:12:00Z"/>
-        </w:rPr>
       </w:pPr>
       <w:r>
         <w:rPr>
@@ -9099,14 +9127,14 @@
       <w:pPr>
         <w:pStyle w:val="1"/>
       </w:pPr>
-      <w:bookmarkStart w:id="37" w:name="_Toc219798750"/>
+      <w:bookmarkStart w:id="33" w:name="_Toc219925703"/>
       <w:r>
         <w:rPr>
           <w:rFonts w:hint="eastAsia"/>
         </w:rPr>
         <w:t>謝辞</w:t>
       </w:r>
-      <w:bookmarkEnd w:id="37"/>
+      <w:bookmarkEnd w:id="33"/>
     </w:p>
     <w:p>
       <w:pPr>
@@ -9281,7 +9309,7 @@
       <w:pPr>
         <w:pStyle w:val="1"/>
       </w:pPr>
-      <w:bookmarkStart w:id="38" w:name="_Toc219798751"/>
+      <w:bookmarkStart w:id="34" w:name="_Toc219925704"/>
       <w:r>
         <w:rPr>
           <w:rFonts w:hint="eastAsia"/>
@@ -9289,7 +9317,7 @@
         <w:lastRenderedPageBreak/>
         <w:t>参考文献・引用元</w:t>
       </w:r>
-      <w:bookmarkEnd w:id="38"/>
+      <w:bookmarkEnd w:id="34"/>
     </w:p>
     <w:p>
       <w:r>
@@ -9840,8 +9868,16 @@
         <w:rPr>
           <w:rFonts w:hint="eastAsia"/>
         </w:rPr>
-        <w:t>Arduino-PS2X github</w:t>
-      </w:r>
+        <w:t xml:space="preserve">Arduino-PS2X </w:t>
+      </w:r>
+      <w:proofErr w:type="spellStart"/>
+      <w:r>
+        <w:rPr>
+          <w:rFonts w:hint="eastAsia"/>
+        </w:rPr>
+        <w:t>github</w:t>
+      </w:r>
+      <w:proofErr w:type="spellEnd"/>
       <w:r>
         <w:rPr>
           <w:rFonts w:hint="eastAsia"/>
@@ -9920,13 +9956,7 @@
     <w:p/>
     <w:p/>
     <w:p/>
-    <w:p>
-      <w:pPr>
-        <w:rPr>
-          <w:rFonts w:hint="eastAsia"/>
-        </w:rPr>
-      </w:pPr>
-    </w:p>
+    <w:p/>
     <w:p>
       <w:pPr>
         <w:jc w:val="center"/>
@@ -9979,9 +10009,11 @@
       <w:r>
         <w:t xml:space="preserve"> </w:t>
       </w:r>
+      <w:proofErr w:type="spellStart"/>
       <w:r>
         <w:t>Digilent</w:t>
       </w:r>
+      <w:proofErr w:type="spellEnd"/>
       <w:r>
         <w:rPr>
           <w:rFonts w:hint="eastAsia"/>
@@ -9997,8 +10029,13 @@
       <w:r>
         <w:t>（</w:t>
       </w:r>
-      <w:r>
-        <w:t xml:space="preserve">dwf </w:t>
+      <w:proofErr w:type="spellStart"/>
+      <w:r>
+        <w:t>dwf</w:t>
+      </w:r>
+      <w:proofErr w:type="spellEnd"/>
+      <w:r>
+        <w:t xml:space="preserve"> </w:t>
       </w:r>
       <w:r>
         <w:t>ライブラリ）を用いて、励磁コイルへの</w:t>
@@ -10015,8 +10052,13 @@
       <w:r>
         <w:t>信号処理部では、水温変化やセンサの動揺に伴うベースラインの緩やかな変動を除去するため、</w:t>
       </w:r>
-      <w:r>
-        <w:t xml:space="preserve">collections.deque </w:t>
+      <w:proofErr w:type="spellStart"/>
+      <w:r>
+        <w:t>collections.deque</w:t>
+      </w:r>
+      <w:proofErr w:type="spellEnd"/>
+      <w:r>
+        <w:t xml:space="preserve"> </w:t>
       </w:r>
       <w:r>
         <w:t>を用いて過去</w:t>
@@ -10065,7 +10107,7 @@
         <mc:AlternateContent>
           <mc:Choice Requires="wps">
             <w:drawing>
-              <wp:anchor distT="0" distB="0" distL="114300" distR="114300" simplePos="0" relativeHeight="251659264" behindDoc="0" locked="0" layoutInCell="1" allowOverlap="1" wp14:anchorId="3A7A9D51" wp14:editId="56B5D818">
+              <wp:anchor distT="0" distB="0" distL="114300" distR="114300" simplePos="0" relativeHeight="251658240" behindDoc="0" locked="0" layoutInCell="1" allowOverlap="1" wp14:anchorId="3A7A9D51" wp14:editId="56B5D818">
                 <wp:simplePos x="0" y="0"/>
                 <wp:positionH relativeFrom="column">
                   <wp:posOffset>-38986</wp:posOffset>
@@ -10582,30 +10624,17 @@
                 <v:stroke joinstyle="miter"/>
                 <v:path gradientshapeok="t" o:connecttype="rect"/>
               </v:shapetype>
-              <v:shape id="テキスト ボックス 1" o:spid="_x0000_s1026" type="#_x0000_t202" style="position:absolute;margin-left:-3.05pt;margin-top:1.65pt;width:432.7pt;height:456.25pt;z-index:251659264;visibility:visible;mso-wrap-style:square;mso-width-percent:0;mso-height-percent:0;mso-wrap-distance-left:9pt;mso-wrap-distance-top:0;mso-wrap-distance-right:9pt;mso-wrap-distance-bottom:0;mso-position-horizontal:absolute;mso-position-horizontal-relative:text;mso-position-vertical:absolute;mso-position-vertical-relative:text;mso-width-percent:0;mso-height-percent:0;mso-width-relative:margin;mso-height-relative:margin;v-text-anchor:top" o:gfxdata="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" fillcolor="white [3201]" strokeweight=".5pt">
+              <v:shape id="テキスト ボックス 1" o:spid="_x0000_s1026" type="#_x0000_t202" style="position:absolute;margin-left:-3.05pt;margin-top:1.65pt;width:432.7pt;height:456.25pt;z-index:251658240;visibility:visible;mso-wrap-style:square;mso-width-percent:0;mso-height-percent:0;mso-wrap-distance-left:9pt;mso-wrap-distance-top:0;mso-wrap-distance-right:9pt;mso-wrap-distance-bottom:0;mso-position-horizontal:absolute;mso-position-horizontal-relative:text;mso-position-vertical:absolute;mso-position-vertical-relative:text;mso-width-percent:0;mso-height-percent:0;mso-width-relative:margin;mso-height-relative:margin;v-text-anchor:top" o:gfxdata="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" fillcolor="white [3201]" strokeweight=".5pt">
                 <v:textbox>
                   <w:txbxContent>
                     <w:p>
                       <w:r>
-                        <w:t xml:space="preserve">import </w:t>
-                      </w:r>
-                      <w:proofErr w:type="spellStart"/>
-                      <w:r>
-                        <w:t>ctypes</w:t>
-                      </w:r>
-                      <w:proofErr w:type="spellEnd"/>
+                        <w:t>import ctypes</w:t>
+                      </w:r>
                     </w:p>
                     <w:p>
                       <w:r>
-                        <w:t xml:space="preserve">import </w:t>
-                      </w:r>
-                      <w:proofErr w:type="spellStart"/>
-                      <w:r>
-                        <w:t>numpy</w:t>
-                      </w:r>
-                      <w:proofErr w:type="spellEnd"/>
-                      <w:r>
-                        <w:t xml:space="preserve"> as np</w:t>
+                        <w:t>import numpy as np</w:t>
                       </w:r>
                     </w:p>
                     <w:p>
@@ -10659,13 +10688,8 @@
                       </w:r>
                     </w:p>
                     <w:p>
-                      <w:proofErr w:type="spellStart"/>
-                      <w:r>
-                        <w:t>hzAcq</w:t>
-                      </w:r>
-                      <w:proofErr w:type="spellEnd"/>
-                      <w:r>
-                        <w:t xml:space="preserve"> = 20000000.0         # </w:t>
+                      <w:r>
+                        <w:t xml:space="preserve">hzAcq = 20000000.0         # </w:t>
                       </w:r>
                       <w:r>
                         <w:t>サンプリング周波数</w:t>
@@ -10675,13 +10699,8 @@
                       </w:r>
                     </w:p>
                     <w:p>
-                      <w:proofErr w:type="spellStart"/>
-                      <w:r>
-                        <w:t>freqGen</w:t>
-                      </w:r>
-                      <w:proofErr w:type="spellEnd"/>
-                      <w:r>
-                        <w:t xml:space="preserve"> = 1000000.0        # </w:t>
+                      <w:r>
+                        <w:t xml:space="preserve">freqGen = 1000000.0        # </w:t>
                       </w:r>
                       <w:r>
                         <w:t>励磁周波数</w:t>
@@ -10691,13 +10710,8 @@
                       </w:r>
                     </w:p>
                     <w:p>
-                      <w:proofErr w:type="spellStart"/>
-                      <w:r>
-                        <w:t>ampGen</w:t>
-                      </w:r>
-                      <w:proofErr w:type="spellEnd"/>
-                      <w:r>
-                        <w:t xml:space="preserve"> = 5.0               # </w:t>
+                      <w:r>
+                        <w:t xml:space="preserve">ampGen = 5.0               # </w:t>
                       </w:r>
                       <w:r>
                         <w:t>励磁電圧</w:t>
@@ -10721,15 +10735,7 @@
                     <w:p/>
                     <w:p>
                       <w:r>
-                        <w:t xml:space="preserve"># --- 1. </w:t>
-                      </w:r>
-                      <w:proofErr w:type="spellStart"/>
-                      <w:r>
-                        <w:t>Wavegen</w:t>
-                      </w:r>
-                      <w:proofErr w:type="spellEnd"/>
-                      <w:r>
-                        <w:t xml:space="preserve"> (</w:t>
+                        <w:t># --- 1. Wavegen (</w:t>
                       </w:r>
                       <w:r>
                         <w:t>励磁</w:t>
@@ -10765,203 +10771,23 @@
                       </w:r>
                     </w:p>
                     <w:p>
-                      <w:proofErr w:type="spellStart"/>
-                      <w:proofErr w:type="gramStart"/>
-                      <w:r>
-                        <w:t>dwf.FDwfAnalogOutNodeFunctionSet</w:t>
-                      </w:r>
-                      <w:proofErr w:type="spellEnd"/>
-                      <w:proofErr w:type="gramEnd"/>
-                      <w:r>
-                        <w:t>(</w:t>
-                      </w:r>
-                      <w:proofErr w:type="spellStart"/>
-                      <w:r>
-                        <w:t>hdwf</w:t>
-                      </w:r>
-                      <w:proofErr w:type="spellEnd"/>
-                      <w:r>
-                        <w:t xml:space="preserve">, </w:t>
-                      </w:r>
-                      <w:proofErr w:type="spellStart"/>
-                      <w:r>
-                        <w:t>channel_gen</w:t>
-                      </w:r>
-                      <w:proofErr w:type="spellEnd"/>
-                      <w:r>
-                        <w:t xml:space="preserve">, </w:t>
-                      </w:r>
-                      <w:proofErr w:type="spellStart"/>
-                      <w:r>
-                        <w:t>node_carrier</w:t>
-                      </w:r>
-                      <w:proofErr w:type="spellEnd"/>
-                      <w:r>
-                        <w:t xml:space="preserve">, </w:t>
-                      </w:r>
-                      <w:proofErr w:type="spellStart"/>
-                      <w:r>
-                        <w:t>ctypes.c_</w:t>
-                      </w:r>
-                      <w:proofErr w:type="gramStart"/>
-                      <w:r>
-                        <w:t>ubyte</w:t>
-                      </w:r>
-                      <w:proofErr w:type="spellEnd"/>
-                      <w:r>
-                        <w:t>(</w:t>
-                      </w:r>
-                      <w:proofErr w:type="gramEnd"/>
-                      <w:r>
-                        <w:t xml:space="preserve">1)) </w:t>
+                      <w:r>
+                        <w:t xml:space="preserve">dwf.FDwfAnalogOutNodeFunctionSet(hdwf, channel_gen, node_carrier, ctypes.c_ubyte(1)) </w:t>
                       </w:r>
                     </w:p>
                     <w:p>
-                      <w:proofErr w:type="spellStart"/>
-                      <w:proofErr w:type="gramStart"/>
-                      <w:r>
-                        <w:t>dwf.FDwfAnalogOutNodeFrequencySet</w:t>
-                      </w:r>
-                      <w:proofErr w:type="spellEnd"/>
-                      <w:proofErr w:type="gramEnd"/>
-                      <w:r>
-                        <w:t>(</w:t>
-                      </w:r>
-                      <w:proofErr w:type="spellStart"/>
-                      <w:r>
-                        <w:t>hdwf</w:t>
-                      </w:r>
-                      <w:proofErr w:type="spellEnd"/>
-                      <w:r>
-                        <w:t xml:space="preserve">, </w:t>
-                      </w:r>
-                      <w:proofErr w:type="spellStart"/>
-                      <w:r>
-                        <w:t>channel_gen</w:t>
-                      </w:r>
-                      <w:proofErr w:type="spellEnd"/>
-                      <w:r>
-                        <w:t xml:space="preserve">, </w:t>
-                      </w:r>
-                      <w:proofErr w:type="spellStart"/>
-                      <w:r>
-                        <w:t>node_carrier</w:t>
-                      </w:r>
-                      <w:proofErr w:type="spellEnd"/>
-                      <w:r>
-                        <w:t xml:space="preserve">, </w:t>
-                      </w:r>
-                      <w:proofErr w:type="spellStart"/>
-                      <w:r>
-                        <w:t>ctypes.c_double</w:t>
-                      </w:r>
-                      <w:proofErr w:type="spellEnd"/>
-                      <w:r>
-                        <w:t>(</w:t>
-                      </w:r>
-                      <w:proofErr w:type="spellStart"/>
-                      <w:r>
-                        <w:t>freqGen</w:t>
-                      </w:r>
-                      <w:proofErr w:type="spellEnd"/>
-                      <w:r>
-                        <w:t>))</w:t>
+                      <w:r>
+                        <w:t>dwf.FDwfAnalogOutNodeFrequencySet(hdwf, channel_gen, node_carrier, ctypes.c_double(freqGen))</w:t>
                       </w:r>
                     </w:p>
                     <w:p>
-                      <w:proofErr w:type="spellStart"/>
-                      <w:proofErr w:type="gramStart"/>
-                      <w:r>
-                        <w:t>dwf.FDwfAnalogOutNodeAmplitudeSet</w:t>
-                      </w:r>
-                      <w:proofErr w:type="spellEnd"/>
-                      <w:proofErr w:type="gramEnd"/>
-                      <w:r>
-                        <w:t>(</w:t>
-                      </w:r>
-                      <w:proofErr w:type="spellStart"/>
-                      <w:r>
-                        <w:t>hdwf</w:t>
-                      </w:r>
-                      <w:proofErr w:type="spellEnd"/>
-                      <w:r>
-                        <w:t xml:space="preserve">, </w:t>
-                      </w:r>
-                      <w:proofErr w:type="spellStart"/>
-                      <w:r>
-                        <w:t>channel_gen</w:t>
-                      </w:r>
-                      <w:proofErr w:type="spellEnd"/>
-                      <w:r>
-                        <w:t xml:space="preserve">, </w:t>
-                      </w:r>
-                      <w:proofErr w:type="spellStart"/>
-                      <w:r>
-                        <w:t>node_carrier</w:t>
-                      </w:r>
-                      <w:proofErr w:type="spellEnd"/>
-                      <w:r>
-                        <w:t xml:space="preserve">, </w:t>
-                      </w:r>
-                      <w:proofErr w:type="spellStart"/>
-                      <w:r>
-                        <w:t>ctypes.c_double</w:t>
-                      </w:r>
-                      <w:proofErr w:type="spellEnd"/>
-                      <w:r>
-                        <w:t>(</w:t>
-                      </w:r>
-                      <w:proofErr w:type="spellStart"/>
-                      <w:r>
-                        <w:t>ampGen</w:t>
-                      </w:r>
-                      <w:proofErr w:type="spellEnd"/>
-                      <w:r>
-                        <w:t>))</w:t>
+                      <w:r>
+                        <w:t>dwf.FDwfAnalogOutNodeAmplitudeSet(hdwf, channel_gen, node_carrier, ctypes.c_double(ampGen))</w:t>
                       </w:r>
                     </w:p>
                     <w:p>
-                      <w:proofErr w:type="spellStart"/>
-                      <w:proofErr w:type="gramStart"/>
-                      <w:r>
-                        <w:t>dwf.FDwfAnalogOutConfigure</w:t>
-                      </w:r>
-                      <w:proofErr w:type="spellEnd"/>
-                      <w:proofErr w:type="gramEnd"/>
-                      <w:r>
-                        <w:t>(</w:t>
-                      </w:r>
-                      <w:proofErr w:type="spellStart"/>
-                      <w:r>
-                        <w:t>hdwf</w:t>
-                      </w:r>
-                      <w:proofErr w:type="spellEnd"/>
-                      <w:r>
-                        <w:t xml:space="preserve">, </w:t>
-                      </w:r>
-                      <w:proofErr w:type="spellStart"/>
-                      <w:r>
-                        <w:t>channel_gen</w:t>
-                      </w:r>
-                      <w:proofErr w:type="spellEnd"/>
-                      <w:r>
-                        <w:t xml:space="preserve">, </w:t>
-                      </w:r>
-                      <w:proofErr w:type="spellStart"/>
-                      <w:r>
-                        <w:t>ctypes.c_</w:t>
-                      </w:r>
-                      <w:proofErr w:type="gramStart"/>
-                      <w:r>
-                        <w:t>bool</w:t>
-                      </w:r>
-                      <w:proofErr w:type="spellEnd"/>
-                      <w:r>
-                        <w:t>(</w:t>
-                      </w:r>
-                      <w:proofErr w:type="gramEnd"/>
-                      <w:r>
-                        <w:t>True))</w:t>
+                      <w:r>
+                        <w:t>dwf.FDwfAnalogOutConfigure(hdwf, channel_gen, ctypes.c_bool(True))</w:t>
                       </w:r>
                     </w:p>
                     <w:p/>
@@ -10991,179 +10817,23 @@
                       </w:r>
                     </w:p>
                     <w:p>
-                      <w:proofErr w:type="spellStart"/>
-                      <w:proofErr w:type="gramStart"/>
-                      <w:r>
-                        <w:t>dwf.FDwfAnalogInChannelRangeSet</w:t>
-                      </w:r>
-                      <w:proofErr w:type="spellEnd"/>
-                      <w:proofErr w:type="gramEnd"/>
-                      <w:r>
-                        <w:t>(</w:t>
-                      </w:r>
-                      <w:proofErr w:type="spellStart"/>
-                      <w:r>
-                        <w:t>hdwf</w:t>
-                      </w:r>
-                      <w:proofErr w:type="spellEnd"/>
-                      <w:r>
-                        <w:t xml:space="preserve">, </w:t>
-                      </w:r>
-                      <w:proofErr w:type="spellStart"/>
-                      <w:r>
-                        <w:t>ctypes.c_</w:t>
-                      </w:r>
-                      <w:proofErr w:type="gramStart"/>
-                      <w:r>
-                        <w:t>int</w:t>
-                      </w:r>
-                      <w:proofErr w:type="spellEnd"/>
-                      <w:r>
-                        <w:t>(</w:t>
-                      </w:r>
-                      <w:proofErr w:type="gramEnd"/>
-                      <w:r>
-                        <w:t xml:space="preserve">0), </w:t>
-                      </w:r>
-                      <w:proofErr w:type="spellStart"/>
-                      <w:r>
-                        <w:t>ctypes.c_</w:t>
-                      </w:r>
-                      <w:proofErr w:type="gramStart"/>
-                      <w:r>
-                        <w:t>double</w:t>
-                      </w:r>
-                      <w:proofErr w:type="spellEnd"/>
-                      <w:r>
-                        <w:t>(</w:t>
-                      </w:r>
-                      <w:proofErr w:type="gramEnd"/>
-                      <w:r>
-                        <w:t>5.0))</w:t>
+                      <w:r>
+                        <w:t>dwf.FDwfAnalogInChannelRangeSet(hdwf, ctypes.c_int(0), ctypes.c_double(5.0))</w:t>
                       </w:r>
                     </w:p>
                     <w:p>
-                      <w:proofErr w:type="spellStart"/>
-                      <w:proofErr w:type="gramStart"/>
-                      <w:r>
-                        <w:t>dwf.FDwfAnalogInFrequencySet</w:t>
-                      </w:r>
-                      <w:proofErr w:type="spellEnd"/>
-                      <w:proofErr w:type="gramEnd"/>
-                      <w:r>
-                        <w:t>(</w:t>
-                      </w:r>
-                      <w:proofErr w:type="spellStart"/>
-                      <w:r>
-                        <w:t>hdwf</w:t>
-                      </w:r>
-                      <w:proofErr w:type="spellEnd"/>
-                      <w:r>
-                        <w:t xml:space="preserve">, </w:t>
-                      </w:r>
-                      <w:proofErr w:type="spellStart"/>
-                      <w:r>
-                        <w:t>ctypes.c_double</w:t>
-                      </w:r>
-                      <w:proofErr w:type="spellEnd"/>
-                      <w:r>
-                        <w:t>(</w:t>
-                      </w:r>
-                      <w:proofErr w:type="spellStart"/>
-                      <w:r>
-                        <w:t>hzAcq</w:t>
-                      </w:r>
-                      <w:proofErr w:type="spellEnd"/>
-                      <w:r>
-                        <w:t>))</w:t>
+                      <w:r>
+                        <w:t>dwf.FDwfAnalogInFrequencySet(hdwf, ctypes.c_double(hzAcq))</w:t>
                       </w:r>
                     </w:p>
                     <w:p>
-                      <w:proofErr w:type="spellStart"/>
-                      <w:proofErr w:type="gramStart"/>
-                      <w:r>
-                        <w:t>dwf.FDwfAnalogInBufferSizeSet</w:t>
-                      </w:r>
-                      <w:proofErr w:type="spellEnd"/>
-                      <w:proofErr w:type="gramEnd"/>
-                      <w:r>
-                        <w:t>(</w:t>
-                      </w:r>
-                      <w:proofErr w:type="spellStart"/>
-                      <w:r>
-                        <w:t>hdwf</w:t>
-                      </w:r>
-                      <w:proofErr w:type="spellEnd"/>
-                      <w:r>
-                        <w:t xml:space="preserve">, </w:t>
-                      </w:r>
-                      <w:proofErr w:type="spellStart"/>
-                      <w:r>
-                        <w:t>ctypes.c_int</w:t>
-                      </w:r>
-                      <w:proofErr w:type="spellEnd"/>
-                      <w:r>
-                        <w:t>(</w:t>
-                      </w:r>
-                      <w:proofErr w:type="spellStart"/>
-                      <w:r>
-                        <w:t>nSamples</w:t>
-                      </w:r>
-                      <w:proofErr w:type="spellEnd"/>
-                      <w:r>
-                        <w:t>))</w:t>
+                      <w:r>
+                        <w:t>dwf.FDwfAnalogInBufferSizeSet(hdwf, ctypes.c_int(nSamples))</w:t>
                       </w:r>
                     </w:p>
                     <w:p>
-                      <w:proofErr w:type="spellStart"/>
-                      <w:proofErr w:type="gramStart"/>
-                      <w:r>
-                        <w:t>dwf.FDwfAnalogInConfigure</w:t>
-                      </w:r>
-                      <w:proofErr w:type="spellEnd"/>
-                      <w:proofErr w:type="gramEnd"/>
-                      <w:r>
-                        <w:t>(</w:t>
-                      </w:r>
-                      <w:proofErr w:type="spellStart"/>
-                      <w:r>
-                        <w:t>hdwf</w:t>
-                      </w:r>
-                      <w:proofErr w:type="spellEnd"/>
-                      <w:r>
-                        <w:t xml:space="preserve">, </w:t>
-                      </w:r>
-                      <w:proofErr w:type="spellStart"/>
-                      <w:r>
-                        <w:t>ctypes.c_</w:t>
-                      </w:r>
-                      <w:proofErr w:type="gramStart"/>
-                      <w:r>
-                        <w:t>int</w:t>
-                      </w:r>
-                      <w:proofErr w:type="spellEnd"/>
-                      <w:r>
-                        <w:t>(</w:t>
-                      </w:r>
-                      <w:proofErr w:type="gramEnd"/>
-                      <w:r>
-                        <w:t xml:space="preserve">1), </w:t>
-                      </w:r>
-                      <w:proofErr w:type="spellStart"/>
-                      <w:r>
-                        <w:t>ctypes.c_</w:t>
-                      </w:r>
-                      <w:proofErr w:type="gramStart"/>
-                      <w:r>
-                        <w:t>int</w:t>
-                      </w:r>
-                      <w:proofErr w:type="spellEnd"/>
-                      <w:r>
-                        <w:t>(</w:t>
-                      </w:r>
-                      <w:proofErr w:type="gramEnd"/>
-                      <w:r>
-                        <w:t>1))</w:t>
+                      <w:r>
+                        <w:t>dwf.FDwfAnalogInConfigure(hdwf, ctypes.c_int(1), ctypes.c_int(1))</w:t>
                       </w:r>
                     </w:p>
                     <w:p/>
@@ -11176,39 +10846,13 @@
                       </w:r>
                     </w:p>
                     <w:p>
-                      <w:proofErr w:type="spellStart"/>
-                      <w:r>
-                        <w:t>calc_buffer_t</w:t>
-                      </w:r>
-                      <w:proofErr w:type="spellEnd"/>
-                      <w:r>
-                        <w:t xml:space="preserve"> = </w:t>
-                      </w:r>
-                      <w:proofErr w:type="gramStart"/>
-                      <w:r>
-                        <w:t>deque(</w:t>
-                      </w:r>
-                      <w:proofErr w:type="gramEnd"/>
-                      <w:r>
-                        <w:t>)</w:t>
+                      <w:r>
+                        <w:t>calc_buffer_t = deque()</w:t>
                       </w:r>
                     </w:p>
                     <w:p>
-                      <w:proofErr w:type="spellStart"/>
-                      <w:r>
-                        <w:t>calc_buffer_v</w:t>
-                      </w:r>
-                      <w:proofErr w:type="spellEnd"/>
-                      <w:r>
-                        <w:t xml:space="preserve"> = </w:t>
-                      </w:r>
-                      <w:proofErr w:type="gramStart"/>
-                      <w:r>
-                        <w:t>deque(</w:t>
-                      </w:r>
-                      <w:proofErr w:type="gramEnd"/>
-                      <w:r>
-                        <w:t>)</w:t>
+                      <w:r>
+                        <w:t>calc_buffer_v = deque()</w:t>
                       </w:r>
                     </w:p>
                     <w:p/>
@@ -11243,73 +10887,13 @@
                     </w:p>
                     <w:p>
                       <w:r>
-                        <w:t xml:space="preserve">        </w:t>
-                      </w:r>
-                      <w:proofErr w:type="spellStart"/>
-                      <w:proofErr w:type="gramStart"/>
-                      <w:r>
-                        <w:t>dwf.FDwfAnalogInStatus</w:t>
-                      </w:r>
-                      <w:proofErr w:type="spellEnd"/>
-                      <w:proofErr w:type="gramEnd"/>
-                      <w:r>
-                        <w:t>(</w:t>
-                      </w:r>
-                      <w:proofErr w:type="spellStart"/>
-                      <w:r>
-                        <w:t>hdwf</w:t>
-                      </w:r>
-                      <w:proofErr w:type="spellEnd"/>
-                      <w:r>
-                        <w:t xml:space="preserve">, </w:t>
-                      </w:r>
-                      <w:proofErr w:type="spellStart"/>
-                      <w:r>
-                        <w:t>ctypes.c_</w:t>
-                      </w:r>
-                      <w:proofErr w:type="gramStart"/>
-                      <w:r>
-                        <w:t>int</w:t>
-                      </w:r>
-                      <w:proofErr w:type="spellEnd"/>
-                      <w:r>
-                        <w:t>(</w:t>
-                      </w:r>
-                      <w:proofErr w:type="gramEnd"/>
-                      <w:r>
-                        <w:t xml:space="preserve">1), </w:t>
-                      </w:r>
-                      <w:proofErr w:type="spellStart"/>
-                      <w:proofErr w:type="gramStart"/>
-                      <w:r>
-                        <w:t>ctypes.byref</w:t>
-                      </w:r>
-                      <w:proofErr w:type="spellEnd"/>
-                      <w:proofErr w:type="gramEnd"/>
-                      <w:r>
-                        <w:t>(</w:t>
-                      </w:r>
-                      <w:proofErr w:type="spellStart"/>
-                      <w:r>
-                        <w:t>sts</w:t>
-                      </w:r>
-                      <w:proofErr w:type="spellEnd"/>
-                      <w:r>
-                        <w:t>))</w:t>
+                        <w:t xml:space="preserve">        dwf.FDwfAnalogInStatus(hdwf, ctypes.c_int(1), ctypes.byref(sts))</w:t>
                       </w:r>
                     </w:p>
                     <w:p/>
                     <w:p>
                       <w:r>
-                        <w:t xml:space="preserve">        if </w:t>
-                      </w:r>
-                      <w:proofErr w:type="spellStart"/>
-                      <w:r>
-                        <w:t>sts.value</w:t>
-                      </w:r>
-                      <w:proofErr w:type="spellEnd"/>
-                      <w:r>
-                        <w:t xml:space="preserve"> == 2: # Done</w:t>
+                        <w:t xml:space="preserve">        if sts.value == 2: # Done</w:t>
                       </w:r>
                       <w:r>
                         <w:t>状態（データ取得完了）</w:t>
@@ -11325,162 +10909,23 @@
                     </w:p>
                     <w:p>
                       <w:r>
-                        <w:t xml:space="preserve">            </w:t>
-                      </w:r>
-                      <w:proofErr w:type="spellStart"/>
-                      <w:proofErr w:type="gramStart"/>
-                      <w:r>
-                        <w:t>dwf.FDwfAnalogInStatusData</w:t>
-                      </w:r>
-                      <w:proofErr w:type="spellEnd"/>
-                      <w:proofErr w:type="gramEnd"/>
-                      <w:r>
-                        <w:t>(</w:t>
-                      </w:r>
-                      <w:proofErr w:type="spellStart"/>
-                      <w:r>
-                        <w:t>hdwf</w:t>
-                      </w:r>
-                      <w:proofErr w:type="spellEnd"/>
-                      <w:r>
-                        <w:t xml:space="preserve">, </w:t>
-                      </w:r>
-                      <w:proofErr w:type="spellStart"/>
-                      <w:r>
-                        <w:t>ctypes.c_</w:t>
-                      </w:r>
-                      <w:proofErr w:type="gramStart"/>
-                      <w:r>
-                        <w:t>int</w:t>
-                      </w:r>
-                      <w:proofErr w:type="spellEnd"/>
-                      <w:r>
-                        <w:t>(</w:t>
-                      </w:r>
-                      <w:proofErr w:type="gramEnd"/>
-                      <w:r>
-                        <w:t xml:space="preserve">0), </w:t>
-                      </w:r>
-                      <w:proofErr w:type="spellStart"/>
-                      <w:r>
-                        <w:t>rgdSamples</w:t>
-                      </w:r>
-                      <w:proofErr w:type="spellEnd"/>
-                      <w:r>
-                        <w:t xml:space="preserve">, </w:t>
-                      </w:r>
-                      <w:proofErr w:type="spellStart"/>
-                      <w:r>
-                        <w:t>nSamples</w:t>
-                      </w:r>
-                      <w:proofErr w:type="spellEnd"/>
-                      <w:r>
-                        <w:t>)</w:t>
+                        <w:t xml:space="preserve">            dwf.FDwfAnalogInStatusData(hdwf, ctypes.c_int(0), rgdSamples, nSamples)</w:t>
                       </w:r>
                     </w:p>
                     <w:p>
                       <w:r>
-                        <w:t xml:space="preserve">            </w:t>
-                      </w:r>
-                      <w:proofErr w:type="spellStart"/>
-                      <w:r>
-                        <w:t>data_chunk</w:t>
-                      </w:r>
-                      <w:proofErr w:type="spellEnd"/>
-                      <w:r>
-                        <w:t xml:space="preserve"> = </w:t>
-                      </w:r>
-                      <w:proofErr w:type="spellStart"/>
-                      <w:proofErr w:type="gramStart"/>
-                      <w:r>
-                        <w:t>np.frombuffer</w:t>
-                      </w:r>
-                      <w:proofErr w:type="spellEnd"/>
-                      <w:proofErr w:type="gramEnd"/>
-                      <w:r>
-                        <w:t>(</w:t>
-                      </w:r>
-                      <w:proofErr w:type="spellStart"/>
-                      <w:r>
-                        <w:t>rgdSamples</w:t>
-                      </w:r>
-                      <w:proofErr w:type="spellEnd"/>
-                      <w:r>
-                        <w:t xml:space="preserve">, </w:t>
-                      </w:r>
-                      <w:proofErr w:type="spellStart"/>
-                      <w:r>
-                        <w:t>dtype</w:t>
-                      </w:r>
-                      <w:proofErr w:type="spellEnd"/>
-                      <w:r>
-                        <w:t>=</w:t>
-                      </w:r>
-                      <w:proofErr w:type="gramStart"/>
-                      <w:r>
-                        <w:t>np.float</w:t>
-                      </w:r>
-                      <w:proofErr w:type="gramEnd"/>
-                      <w:r>
-                        <w:t>64)</w:t>
+                        <w:t xml:space="preserve">            data_chunk = np.frombuffer(rgdSamples, dtype=np.float64)</w:t>
                       </w:r>
                     </w:p>
                     <w:p>
                       <w:r>
-                        <w:t xml:space="preserve">            </w:t>
-                      </w:r>
-                      <w:proofErr w:type="spellStart"/>
-                      <w:r>
-                        <w:t>current_val</w:t>
-                      </w:r>
-                      <w:proofErr w:type="spellEnd"/>
-                      <w:r>
-                        <w:t xml:space="preserve"> = </w:t>
-                      </w:r>
-                      <w:proofErr w:type="spellStart"/>
-                      <w:r>
-                        <w:t>np.max</w:t>
-                      </w:r>
-                      <w:proofErr w:type="spellEnd"/>
-                      <w:r>
-                        <w:t>(</w:t>
-                      </w:r>
-                      <w:proofErr w:type="spellStart"/>
-                      <w:r>
-                        <w:t>data_chunk</w:t>
-                      </w:r>
-                      <w:proofErr w:type="spellEnd"/>
-                      <w:r>
-                        <w:t>)</w:t>
+                        <w:t xml:space="preserve">            current_val = np.max(data_chunk)</w:t>
                       </w:r>
                     </w:p>
                     <w:p>
                       <w:r>
-                        <w:t xml:space="preserve">            </w:t>
-                      </w:r>
-                      <w:proofErr w:type="spellStart"/>
-                      <w:r>
-                        <w:t>current_t</w:t>
-                      </w:r>
-                      <w:proofErr w:type="spellEnd"/>
-                      <w:r>
-                        <w:t xml:space="preserve"> = </w:t>
-                      </w:r>
-                      <w:proofErr w:type="spellStart"/>
-                      <w:proofErr w:type="gramStart"/>
-                      <w:r>
-                        <w:t>time.time</w:t>
-                      </w:r>
-                      <w:proofErr w:type="spellEnd"/>
-                      <w:proofErr w:type="gramEnd"/>
-                      <w:r>
-                        <w:t xml:space="preserve">() - </w:t>
-                      </w:r>
-                      <w:proofErr w:type="spellStart"/>
-                      <w:r>
-                        <w:t>start_time</w:t>
-                      </w:r>
-                      <w:proofErr w:type="spellEnd"/>
+                        <w:t xml:space="preserve">            current_t = time.time() - start_time</w:t>
+                      </w:r>
                     </w:p>
                     <w:p>
                       <w:r>
@@ -11500,54 +10945,12 @@
                     </w:p>
                     <w:p>
                       <w:r>
-                        <w:t xml:space="preserve">            </w:t>
-                      </w:r>
-                      <w:proofErr w:type="spellStart"/>
-                      <w:r>
-                        <w:t>calc_buffer_</w:t>
-                      </w:r>
-                      <w:proofErr w:type="gramStart"/>
-                      <w:r>
-                        <w:t>t.append</w:t>
-                      </w:r>
-                      <w:proofErr w:type="spellEnd"/>
-                      <w:proofErr w:type="gramEnd"/>
-                      <w:r>
-                        <w:t>(</w:t>
-                      </w:r>
-                      <w:proofErr w:type="spellStart"/>
-                      <w:r>
-                        <w:t>current_t</w:t>
-                      </w:r>
-                      <w:proofErr w:type="spellEnd"/>
-                      <w:r>
-                        <w:t>)</w:t>
+                        <w:t xml:space="preserve">            calc_buffer_t.append(current_t)</w:t>
                       </w:r>
                     </w:p>
                     <w:p>
                       <w:r>
-                        <w:t xml:space="preserve">            </w:t>
-                      </w:r>
-                      <w:proofErr w:type="spellStart"/>
-                      <w:r>
-                        <w:t>calc_buffer_</w:t>
-                      </w:r>
-                      <w:proofErr w:type="gramStart"/>
-                      <w:r>
-                        <w:t>v.append</w:t>
-                      </w:r>
-                      <w:proofErr w:type="spellEnd"/>
-                      <w:proofErr w:type="gramEnd"/>
-                      <w:r>
-                        <w:t>(</w:t>
-                      </w:r>
-                      <w:proofErr w:type="spellStart"/>
-                      <w:r>
-                        <w:t>current_val</w:t>
-                      </w:r>
-                      <w:proofErr w:type="spellEnd"/>
-                      <w:r>
-                        <w:t>)</w:t>
+                        <w:t xml:space="preserve">            calc_buffer_v.append(current_val)</w:t>
                       </w:r>
                     </w:p>
                     <w:p>
@@ -11560,83 +10963,17 @@
                     </w:p>
                     <w:p>
                       <w:r>
-                        <w:t xml:space="preserve">            while </w:t>
-                      </w:r>
-                      <w:proofErr w:type="spellStart"/>
-                      <w:r>
-                        <w:t>len</w:t>
-                      </w:r>
-                      <w:proofErr w:type="spellEnd"/>
-                      <w:r>
-                        <w:t>(</w:t>
-                      </w:r>
-                      <w:proofErr w:type="spellStart"/>
-                      <w:r>
-                        <w:t>calc_buffer_t</w:t>
-                      </w:r>
-                      <w:proofErr w:type="spellEnd"/>
-                      <w:r>
-                        <w:t>) &gt; 0 and (</w:t>
-                      </w:r>
-                      <w:proofErr w:type="spellStart"/>
-                      <w:r>
-                        <w:t>calc_buffer_</w:t>
-                      </w:r>
-                      <w:proofErr w:type="gramStart"/>
-                      <w:r>
-                        <w:t>t</w:t>
-                      </w:r>
-                      <w:proofErr w:type="spellEnd"/>
-                      <w:r>
-                        <w:t>[</w:t>
-                      </w:r>
-                      <w:proofErr w:type="gramEnd"/>
-                      <w:r>
-                        <w:t xml:space="preserve">0] &lt; </w:t>
-                      </w:r>
-                      <w:proofErr w:type="spellStart"/>
-                      <w:r>
-                        <w:t>current_t</w:t>
-                      </w:r>
-                      <w:proofErr w:type="spellEnd"/>
-                      <w:r>
-                        <w:t xml:space="preserve"> - AVERAGE_WINDOW):</w:t>
+                        <w:t xml:space="preserve">            while len(calc_buffer_t) &gt; 0 and (calc_buffer_t[0] &lt; current_t - AVERAGE_WINDOW):</w:t>
                       </w:r>
                     </w:p>
                     <w:p>
                       <w:r>
-                        <w:t xml:space="preserve">                </w:t>
-                      </w:r>
-                      <w:proofErr w:type="spellStart"/>
-                      <w:r>
-                        <w:t>calc_buffer_</w:t>
-                      </w:r>
-                      <w:proofErr w:type="gramStart"/>
-                      <w:r>
-                        <w:t>t.popleft</w:t>
-                      </w:r>
-                      <w:proofErr w:type="spellEnd"/>
-                      <w:proofErr w:type="gramEnd"/>
-                      <w:r>
-                        <w:t>()</w:t>
+                        <w:t xml:space="preserve">                calc_buffer_t.popleft()</w:t>
                       </w:r>
                     </w:p>
                     <w:p>
                       <w:r>
-                        <w:t xml:space="preserve">                </w:t>
-                      </w:r>
-                      <w:proofErr w:type="spellStart"/>
-                      <w:r>
-                        <w:t>calc_buffer_</w:t>
-                      </w:r>
-                      <w:proofErr w:type="gramStart"/>
-                      <w:r>
-                        <w:t>v.popleft</w:t>
-                      </w:r>
-                      <w:proofErr w:type="spellEnd"/>
-                      <w:proofErr w:type="gramEnd"/>
-                      <w:r>
-                        <w:t>()</w:t>
+                        <w:t xml:space="preserve">                calc_buffer_v.popleft()</w:t>
                       </w:r>
                     </w:p>
                     <w:p>
@@ -11660,61 +10997,8 @@
                     </w:p>
                     <w:p>
                       <w:r>
-                        <w:t xml:space="preserve">            </w:t>
-                      </w:r>
-                      <w:proofErr w:type="spellStart"/>
-                      <w:r>
-                        <w:t>current_avg</w:t>
-                      </w:r>
-                      <w:proofErr w:type="spellEnd"/>
-                      <w:r>
-                        <w:t xml:space="preserve"> = sum(</w:t>
-                      </w:r>
-                      <w:proofErr w:type="spellStart"/>
-                      <w:r>
-                        <w:t>calc_buffer_v</w:t>
-                      </w:r>
-                      <w:proofErr w:type="spellEnd"/>
-                      <w:r>
-                        <w:t xml:space="preserve">) / </w:t>
-                      </w:r>
-                      <w:proofErr w:type="spellStart"/>
-                      <w:r>
-                        <w:t>len</w:t>
-                      </w:r>
-                      <w:proofErr w:type="spellEnd"/>
-                      <w:r>
-                        <w:t>(</w:t>
-                      </w:r>
-                      <w:proofErr w:type="spellStart"/>
-                      <w:r>
-                        <w:t>calc_buffer_v</w:t>
-                      </w:r>
-                      <w:proofErr w:type="spellEnd"/>
-                      <w:r>
-                        <w:t xml:space="preserve">) if </w:t>
-                      </w:r>
-                      <w:proofErr w:type="spellStart"/>
-                      <w:r>
-                        <w:t>len</w:t>
-                      </w:r>
-                      <w:proofErr w:type="spellEnd"/>
-                      <w:r>
-                        <w:t>(</w:t>
-                      </w:r>
-                      <w:proofErr w:type="spellStart"/>
-                      <w:r>
-                        <w:t>calc_buffer_v</w:t>
-                      </w:r>
-                      <w:proofErr w:type="spellEnd"/>
-                      <w:r>
-                        <w:t xml:space="preserve">) &gt; 0 else </w:t>
-                      </w:r>
-                      <w:proofErr w:type="spellStart"/>
-                      <w:r>
-                        <w:t>current_val</w:t>
-                      </w:r>
-                      <w:proofErr w:type="spellEnd"/>
+                        <w:t xml:space="preserve">            current_avg = sum(calc_buffer_v) / len(calc_buffer_v) if len(calc_buffer_v) &gt; 0 else current_val</w:t>
+                      </w:r>
                     </w:p>
                     <w:p>
                       <w:r>
@@ -11734,33 +11018,12 @@
                     </w:p>
                     <w:p>
                       <w:r>
-                        <w:t xml:space="preserve">            diff = </w:t>
-                      </w:r>
-                      <w:proofErr w:type="spellStart"/>
-                      <w:r>
-                        <w:t>current_val</w:t>
-                      </w:r>
-                      <w:proofErr w:type="spellEnd"/>
-                      <w:r>
-                        <w:t xml:space="preserve"> - </w:t>
-                      </w:r>
-                      <w:proofErr w:type="spellStart"/>
-                      <w:r>
-                        <w:t>current_avg</w:t>
-                      </w:r>
-                      <w:proofErr w:type="spellEnd"/>
+                        <w:t xml:space="preserve">            diff = current_val - current_avg</w:t>
+                      </w:r>
                     </w:p>
                     <w:p>
                       <w:r>
-                        <w:t xml:space="preserve">            </w:t>
-                      </w:r>
-                      <w:proofErr w:type="spellStart"/>
-                      <w:r>
-                        <w:t>threshold_v</w:t>
-                      </w:r>
-                      <w:proofErr w:type="spellEnd"/>
-                      <w:r>
-                        <w:t xml:space="preserve"> = THRESHOLD_MV / 1000.0</w:t>
+                        <w:t xml:space="preserve">            threshold_v = THRESHOLD_MV / 1000.0</w:t>
                       </w:r>
                     </w:p>
                     <w:p>
@@ -11778,72 +11041,22 @@
                     </w:p>
                     <w:p>
                       <w:r>
-                        <w:t xml:space="preserve">            if diff &gt; </w:t>
-                      </w:r>
-                      <w:proofErr w:type="spellStart"/>
-                      <w:r>
-                        <w:t>threshold_v</w:t>
-                      </w:r>
-                      <w:proofErr w:type="spellEnd"/>
-                      <w:r>
-                        <w:t>:</w:t>
+                        <w:t xml:space="preserve">            if diff &gt; threshold_v:</w:t>
                       </w:r>
                     </w:p>
                     <w:p>
                       <w:r>
-                        <w:t xml:space="preserve">                </w:t>
-                      </w:r>
-                      <w:proofErr w:type="gramStart"/>
-                      <w:r>
-                        <w:t>print(</w:t>
-                      </w:r>
-                      <w:proofErr w:type="spellStart"/>
-                      <w:proofErr w:type="gramEnd"/>
-                      <w:r>
-                        <w:t>f"UP</w:t>
-                      </w:r>
-                      <w:proofErr w:type="spellEnd"/>
-                      <w:r>
-                        <w:t xml:space="preserve"> DETECTED! (+{diff*1000:.0f} mV)")</w:t>
+                        <w:t xml:space="preserve">                print(f"UP DETECTED! (+{diff*1000:.0f} mV)")</w:t>
                       </w:r>
                     </w:p>
                     <w:p>
                       <w:r>
-                        <w:t xml:space="preserve">            </w:t>
-                      </w:r>
-                      <w:proofErr w:type="spellStart"/>
-                      <w:r>
-                        <w:t>elif</w:t>
-                      </w:r>
-                      <w:proofErr w:type="spellEnd"/>
-                      <w:r>
-                        <w:t xml:space="preserve"> diff &lt; -</w:t>
-                      </w:r>
-                      <w:proofErr w:type="spellStart"/>
-                      <w:r>
-                        <w:t>threshold_v</w:t>
-                      </w:r>
-                      <w:proofErr w:type="spellEnd"/>
-                      <w:r>
-                        <w:t>:</w:t>
+                        <w:t xml:space="preserve">            elif diff &lt; -threshold_v:</w:t>
                       </w:r>
                     </w:p>
                     <w:p>
                       <w:r>
-                        <w:t xml:space="preserve">                </w:t>
-                      </w:r>
-                      <w:proofErr w:type="gramStart"/>
-                      <w:r>
-                        <w:t>print(</w:t>
-                      </w:r>
-                      <w:proofErr w:type="spellStart"/>
-                      <w:proofErr w:type="gramEnd"/>
-                      <w:r>
-                        <w:t>f"DOWN</w:t>
-                      </w:r>
-                      <w:proofErr w:type="spellEnd"/>
-                      <w:r>
-                        <w:t xml:space="preserve"> DETECTED! ({diff*1000:.0f} mV)")</w:t>
+                        <w:t xml:space="preserve">                print(f"DOWN DETECTED! ({diff*1000:.0f} mV)")</w:t>
                       </w:r>
                     </w:p>
                     <w:p/>
@@ -11861,15 +11074,7 @@
                     <w:p/>
                     <w:p>
                       <w:r>
-                        <w:t xml:space="preserve">except </w:t>
-                      </w:r>
-                      <w:proofErr w:type="spellStart"/>
-                      <w:r>
-                        <w:t>KeyboardInterrupt</w:t>
-                      </w:r>
-                      <w:proofErr w:type="spellEnd"/>
-                      <w:r>
-                        <w:t>:</w:t>
+                        <w:t>except KeyboardInterrupt:</w:t>
                       </w:r>
                     </w:p>
                     <w:p>
@@ -11902,7 +11107,7 @@
         <mc:AlternateContent>
           <mc:Choice Requires="wps">
             <w:drawing>
-              <wp:anchor distT="0" distB="0" distL="114300" distR="114300" simplePos="0" relativeHeight="251661312" behindDoc="0" locked="0" layoutInCell="1" allowOverlap="1" wp14:anchorId="74F7C8EE" wp14:editId="1EC760EC">
+              <wp:anchor distT="0" distB="0" distL="114300" distR="114300" simplePos="0" relativeHeight="251658241" behindDoc="0" locked="0" layoutInCell="1" allowOverlap="1" wp14:anchorId="74F7C8EE" wp14:editId="1EC760EC">
                 <wp:simplePos x="0" y="0"/>
                 <wp:positionH relativeFrom="column">
                   <wp:posOffset>-2773</wp:posOffset>
@@ -12251,7 +11456,7 @@
           </mc:Choice>
           <mc:Fallback>
             <w:pict>
-              <v:shape w14:anchorId="74F7C8EE" id="_x0000_s1027" type="#_x0000_t202" style="position:absolute;margin-left:-.2pt;margin-top:-.15pt;width:432.7pt;height:646.55pt;z-index:251661312;visibility:visible;mso-wrap-style:square;mso-width-percent:0;mso-height-percent:0;mso-wrap-distance-left:9pt;mso-wrap-distance-top:0;mso-wrap-distance-right:9pt;mso-wrap-distance-bottom:0;mso-position-horizontal:absolute;mso-position-horizontal-relative:text;mso-position-vertical:absolute;mso-position-vertical-relative:text;mso-width-percent:0;mso-height-percent:0;mso-width-relative:margin;mso-height-relative:margin;v-text-anchor:top" o:gfxdata="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" fillcolor="white [3201]" strokeweight=".5pt">
+              <v:shape w14:anchorId="74F7C8EE" id="_x0000_s1027" type="#_x0000_t202" style="position:absolute;margin-left:-.2pt;margin-top:-.15pt;width:432.7pt;height:646.55pt;z-index:251658241;visibility:visible;mso-wrap-style:square;mso-width-percent:0;mso-height-percent:0;mso-wrap-distance-left:9pt;mso-wrap-distance-top:0;mso-wrap-distance-right:9pt;mso-wrap-distance-bottom:0;mso-position-horizontal:absolute;mso-position-horizontal-relative:text;mso-position-vertical:absolute;mso-position-vertical-relative:text;mso-width-percent:0;mso-height-percent:0;mso-width-relative:margin;mso-height-relative:margin;v-text-anchor:top" o:gfxdata="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" fillcolor="white [3201]" strokeweight=".5pt">
                 <v:textbox>
                   <w:txbxContent>
                     <w:p>
@@ -12280,179 +11485,23 @@
                       </w:r>
                     </w:p>
                     <w:p>
-                      <w:proofErr w:type="spellStart"/>
-                      <w:proofErr w:type="gramStart"/>
-                      <w:r>
-                        <w:t>dwf.FDwfAnalogInChannelRangeSet</w:t>
-                      </w:r>
-                      <w:proofErr w:type="spellEnd"/>
-                      <w:proofErr w:type="gramEnd"/>
-                      <w:r>
-                        <w:t>(</w:t>
-                      </w:r>
-                      <w:proofErr w:type="spellStart"/>
-                      <w:r>
-                        <w:t>hdwf</w:t>
-                      </w:r>
-                      <w:proofErr w:type="spellEnd"/>
-                      <w:r>
-                        <w:t xml:space="preserve">, </w:t>
-                      </w:r>
-                      <w:proofErr w:type="spellStart"/>
-                      <w:r>
-                        <w:t>ctypes.c_</w:t>
-                      </w:r>
-                      <w:proofErr w:type="gramStart"/>
-                      <w:r>
-                        <w:t>int</w:t>
-                      </w:r>
-                      <w:proofErr w:type="spellEnd"/>
-                      <w:r>
-                        <w:t>(</w:t>
-                      </w:r>
-                      <w:proofErr w:type="gramEnd"/>
-                      <w:r>
-                        <w:t xml:space="preserve">0), </w:t>
-                      </w:r>
-                      <w:proofErr w:type="spellStart"/>
-                      <w:r>
-                        <w:t>ctypes.c_</w:t>
-                      </w:r>
-                      <w:proofErr w:type="gramStart"/>
-                      <w:r>
-                        <w:t>double</w:t>
-                      </w:r>
-                      <w:proofErr w:type="spellEnd"/>
-                      <w:r>
-                        <w:t>(</w:t>
-                      </w:r>
-                      <w:proofErr w:type="gramEnd"/>
-                      <w:r>
-                        <w:t>5.0))</w:t>
+                      <w:r>
+                        <w:t>dwf.FDwfAnalogInChannelRangeSet(hdwf, ctypes.c_int(0), ctypes.c_double(5.0))</w:t>
                       </w:r>
                     </w:p>
                     <w:p>
-                      <w:proofErr w:type="spellStart"/>
-                      <w:proofErr w:type="gramStart"/>
-                      <w:r>
-                        <w:t>dwf.FDwfAnalogInFrequencySet</w:t>
-                      </w:r>
-                      <w:proofErr w:type="spellEnd"/>
-                      <w:proofErr w:type="gramEnd"/>
-                      <w:r>
-                        <w:t>(</w:t>
-                      </w:r>
-                      <w:proofErr w:type="spellStart"/>
-                      <w:r>
-                        <w:t>hdwf</w:t>
-                      </w:r>
-                      <w:proofErr w:type="spellEnd"/>
-                      <w:r>
-                        <w:t xml:space="preserve">, </w:t>
-                      </w:r>
-                      <w:proofErr w:type="spellStart"/>
-                      <w:r>
-                        <w:t>ctypes.c_double</w:t>
-                      </w:r>
-                      <w:proofErr w:type="spellEnd"/>
-                      <w:r>
-                        <w:t>(</w:t>
-                      </w:r>
-                      <w:proofErr w:type="spellStart"/>
-                      <w:r>
-                        <w:t>hzAcq</w:t>
-                      </w:r>
-                      <w:proofErr w:type="spellEnd"/>
-                      <w:r>
-                        <w:t>))</w:t>
+                      <w:r>
+                        <w:t>dwf.FDwfAnalogInFrequencySet(hdwf, ctypes.c_double(hzAcq))</w:t>
                       </w:r>
                     </w:p>
                     <w:p>
-                      <w:proofErr w:type="spellStart"/>
-                      <w:proofErr w:type="gramStart"/>
-                      <w:r>
-                        <w:t>dwf.FDwfAnalogInBufferSizeSet</w:t>
-                      </w:r>
-                      <w:proofErr w:type="spellEnd"/>
-                      <w:proofErr w:type="gramEnd"/>
-                      <w:r>
-                        <w:t>(</w:t>
-                      </w:r>
-                      <w:proofErr w:type="spellStart"/>
-                      <w:r>
-                        <w:t>hdwf</w:t>
-                      </w:r>
-                      <w:proofErr w:type="spellEnd"/>
-                      <w:r>
-                        <w:t xml:space="preserve">, </w:t>
-                      </w:r>
-                      <w:proofErr w:type="spellStart"/>
-                      <w:r>
-                        <w:t>ctypes.c_int</w:t>
-                      </w:r>
-                      <w:proofErr w:type="spellEnd"/>
-                      <w:r>
-                        <w:t>(</w:t>
-                      </w:r>
-                      <w:proofErr w:type="spellStart"/>
-                      <w:r>
-                        <w:t>nSamples</w:t>
-                      </w:r>
-                      <w:proofErr w:type="spellEnd"/>
-                      <w:r>
-                        <w:t>))</w:t>
+                      <w:r>
+                        <w:t>dwf.FDwfAnalogInBufferSizeSet(hdwf, ctypes.c_int(nSamples))</w:t>
                       </w:r>
                     </w:p>
                     <w:p>
-                      <w:proofErr w:type="spellStart"/>
-                      <w:proofErr w:type="gramStart"/>
-                      <w:r>
-                        <w:t>dwf.FDwfAnalogInConfigure</w:t>
-                      </w:r>
-                      <w:proofErr w:type="spellEnd"/>
-                      <w:proofErr w:type="gramEnd"/>
-                      <w:r>
-                        <w:t>(</w:t>
-                      </w:r>
-                      <w:proofErr w:type="spellStart"/>
-                      <w:r>
-                        <w:t>hdwf</w:t>
-                      </w:r>
-                      <w:proofErr w:type="spellEnd"/>
-                      <w:r>
-                        <w:t xml:space="preserve">, </w:t>
-                      </w:r>
-                      <w:proofErr w:type="spellStart"/>
-                      <w:r>
-                        <w:t>ctypes.c_</w:t>
-                      </w:r>
-                      <w:proofErr w:type="gramStart"/>
-                      <w:r>
-                        <w:t>int</w:t>
-                      </w:r>
-                      <w:proofErr w:type="spellEnd"/>
-                      <w:r>
-                        <w:t>(</w:t>
-                      </w:r>
-                      <w:proofErr w:type="gramEnd"/>
-                      <w:r>
-                        <w:t xml:space="preserve">1), </w:t>
-                      </w:r>
-                      <w:proofErr w:type="spellStart"/>
-                      <w:r>
-                        <w:t>ctypes.c_</w:t>
-                      </w:r>
-                      <w:proofErr w:type="gramStart"/>
-                      <w:r>
-                        <w:t>int</w:t>
-                      </w:r>
-                      <w:proofErr w:type="spellEnd"/>
-                      <w:r>
-                        <w:t>(</w:t>
-                      </w:r>
-                      <w:proofErr w:type="gramEnd"/>
-                      <w:r>
-                        <w:t>1))</w:t>
+                      <w:r>
+                        <w:t>dwf.FDwfAnalogInConfigure(hdwf, ctypes.c_int(1), ctypes.c_int(1))</w:t>
                       </w:r>
                     </w:p>
                     <w:p/>
@@ -12465,39 +11514,13 @@
                       </w:r>
                     </w:p>
                     <w:p>
-                      <w:proofErr w:type="spellStart"/>
-                      <w:r>
-                        <w:t>calc_buffer_t</w:t>
-                      </w:r>
-                      <w:proofErr w:type="spellEnd"/>
-                      <w:r>
-                        <w:t xml:space="preserve"> = </w:t>
-                      </w:r>
-                      <w:proofErr w:type="gramStart"/>
-                      <w:r>
-                        <w:t>deque(</w:t>
-                      </w:r>
-                      <w:proofErr w:type="gramEnd"/>
-                      <w:r>
-                        <w:t>)</w:t>
+                      <w:r>
+                        <w:t>calc_buffer_t = deque()</w:t>
                       </w:r>
                     </w:p>
                     <w:p>
-                      <w:proofErr w:type="spellStart"/>
-                      <w:r>
-                        <w:t>calc_buffer_v</w:t>
-                      </w:r>
-                      <w:proofErr w:type="spellEnd"/>
-                      <w:r>
-                        <w:t xml:space="preserve"> = </w:t>
-                      </w:r>
-                      <w:proofErr w:type="gramStart"/>
-                      <w:r>
-                        <w:t>deque(</w:t>
-                      </w:r>
-                      <w:proofErr w:type="gramEnd"/>
-                      <w:r>
-                        <w:t>)</w:t>
+                      <w:r>
+                        <w:t>calc_buffer_v = deque()</w:t>
                       </w:r>
                     </w:p>
                     <w:p/>
@@ -12532,73 +11555,13 @@
                     </w:p>
                     <w:p>
                       <w:r>
-                        <w:t xml:space="preserve">        </w:t>
-                      </w:r>
-                      <w:proofErr w:type="spellStart"/>
-                      <w:proofErr w:type="gramStart"/>
-                      <w:r>
-                        <w:t>dwf.FDwfAnalogInStatus</w:t>
-                      </w:r>
-                      <w:proofErr w:type="spellEnd"/>
-                      <w:proofErr w:type="gramEnd"/>
-                      <w:r>
-                        <w:t>(</w:t>
-                      </w:r>
-                      <w:proofErr w:type="spellStart"/>
-                      <w:r>
-                        <w:t>hdwf</w:t>
-                      </w:r>
-                      <w:proofErr w:type="spellEnd"/>
-                      <w:r>
-                        <w:t xml:space="preserve">, </w:t>
-                      </w:r>
-                      <w:proofErr w:type="spellStart"/>
-                      <w:r>
-                        <w:t>ctypes.c_</w:t>
-                      </w:r>
-                      <w:proofErr w:type="gramStart"/>
-                      <w:r>
-                        <w:t>int</w:t>
-                      </w:r>
-                      <w:proofErr w:type="spellEnd"/>
-                      <w:r>
-                        <w:t>(</w:t>
-                      </w:r>
-                      <w:proofErr w:type="gramEnd"/>
-                      <w:r>
-                        <w:t xml:space="preserve">1), </w:t>
-                      </w:r>
-                      <w:proofErr w:type="spellStart"/>
-                      <w:proofErr w:type="gramStart"/>
-                      <w:r>
-                        <w:t>ctypes.byref</w:t>
-                      </w:r>
-                      <w:proofErr w:type="spellEnd"/>
-                      <w:proofErr w:type="gramEnd"/>
-                      <w:r>
-                        <w:t>(</w:t>
-                      </w:r>
-                      <w:proofErr w:type="spellStart"/>
-                      <w:r>
-                        <w:t>sts</w:t>
-                      </w:r>
-                      <w:proofErr w:type="spellEnd"/>
-                      <w:r>
-                        <w:t>))</w:t>
+                        <w:t xml:space="preserve">        dwf.FDwfAnalogInStatus(hdwf, ctypes.c_int(1), ctypes.byref(sts))</w:t>
                       </w:r>
                     </w:p>
                     <w:p/>
                     <w:p>
                       <w:r>
-                        <w:t xml:space="preserve">        if </w:t>
-                      </w:r>
-                      <w:proofErr w:type="spellStart"/>
-                      <w:r>
-                        <w:t>sts.value</w:t>
-                      </w:r>
-                      <w:proofErr w:type="spellEnd"/>
-                      <w:r>
-                        <w:t xml:space="preserve"> == 2: # Done</w:t>
+                        <w:t xml:space="preserve">        if sts.value == 2: # Done</w:t>
                       </w:r>
                       <w:r>
                         <w:t>状態（データ取得完了）</w:t>
@@ -12614,162 +11577,23 @@
                     </w:p>
                     <w:p>
                       <w:r>
-                        <w:t xml:space="preserve">            </w:t>
-                      </w:r>
-                      <w:proofErr w:type="spellStart"/>
-                      <w:proofErr w:type="gramStart"/>
-                      <w:r>
-                        <w:t>dwf.FDwfAnalogInStatusData</w:t>
-                      </w:r>
-                      <w:proofErr w:type="spellEnd"/>
-                      <w:proofErr w:type="gramEnd"/>
-                      <w:r>
-                        <w:t>(</w:t>
-                      </w:r>
-                      <w:proofErr w:type="spellStart"/>
-                      <w:r>
-                        <w:t>hdwf</w:t>
-                      </w:r>
-                      <w:proofErr w:type="spellEnd"/>
-                      <w:r>
-                        <w:t xml:space="preserve">, </w:t>
-                      </w:r>
-                      <w:proofErr w:type="spellStart"/>
-                      <w:r>
-                        <w:t>ctypes.c_</w:t>
-                      </w:r>
-                      <w:proofErr w:type="gramStart"/>
-                      <w:r>
-                        <w:t>int</w:t>
-                      </w:r>
-                      <w:proofErr w:type="spellEnd"/>
-                      <w:r>
-                        <w:t>(</w:t>
-                      </w:r>
-                      <w:proofErr w:type="gramEnd"/>
-                      <w:r>
-                        <w:t xml:space="preserve">0), </w:t>
-                      </w:r>
-                      <w:proofErr w:type="spellStart"/>
-                      <w:r>
-                        <w:t>rgdSamples</w:t>
-                      </w:r>
-                      <w:proofErr w:type="spellEnd"/>
-                      <w:r>
-                        <w:t xml:space="preserve">, </w:t>
-                      </w:r>
-                      <w:proofErr w:type="spellStart"/>
-                      <w:r>
-                        <w:t>nSamples</w:t>
-                      </w:r>
-                      <w:proofErr w:type="spellEnd"/>
-                      <w:r>
-                        <w:t>)</w:t>
+                        <w:t xml:space="preserve">            dwf.FDwfAnalogInStatusData(hdwf, ctypes.c_int(0), rgdSamples, nSamples)</w:t>
                       </w:r>
                     </w:p>
                     <w:p>
                       <w:r>
-                        <w:t xml:space="preserve">            </w:t>
-                      </w:r>
-                      <w:proofErr w:type="spellStart"/>
-                      <w:r>
-                        <w:t>data_chunk</w:t>
-                      </w:r>
-                      <w:proofErr w:type="spellEnd"/>
-                      <w:r>
-                        <w:t xml:space="preserve"> = </w:t>
-                      </w:r>
-                      <w:proofErr w:type="spellStart"/>
-                      <w:proofErr w:type="gramStart"/>
-                      <w:r>
-                        <w:t>np.frombuffer</w:t>
-                      </w:r>
-                      <w:proofErr w:type="spellEnd"/>
-                      <w:proofErr w:type="gramEnd"/>
-                      <w:r>
-                        <w:t>(</w:t>
-                      </w:r>
-                      <w:proofErr w:type="spellStart"/>
-                      <w:r>
-                        <w:t>rgdSamples</w:t>
-                      </w:r>
-                      <w:proofErr w:type="spellEnd"/>
-                      <w:r>
-                        <w:t xml:space="preserve">, </w:t>
-                      </w:r>
-                      <w:proofErr w:type="spellStart"/>
-                      <w:r>
-                        <w:t>dtype</w:t>
-                      </w:r>
-                      <w:proofErr w:type="spellEnd"/>
-                      <w:r>
-                        <w:t>=</w:t>
-                      </w:r>
-                      <w:proofErr w:type="gramStart"/>
-                      <w:r>
-                        <w:t>np.float</w:t>
-                      </w:r>
-                      <w:proofErr w:type="gramEnd"/>
-                      <w:r>
-                        <w:t>64)</w:t>
+                        <w:t xml:space="preserve">            data_chunk = np.frombuffer(rgdSamples, dtype=np.float64)</w:t>
                       </w:r>
                     </w:p>
                     <w:p>
                       <w:r>
-                        <w:t xml:space="preserve">            </w:t>
-                      </w:r>
-                      <w:proofErr w:type="spellStart"/>
-                      <w:r>
-                        <w:t>current_val</w:t>
-                      </w:r>
-                      <w:proofErr w:type="spellEnd"/>
-                      <w:r>
-                        <w:t xml:space="preserve"> = </w:t>
-                      </w:r>
-                      <w:proofErr w:type="spellStart"/>
-                      <w:r>
-                        <w:t>np.max</w:t>
-                      </w:r>
-                      <w:proofErr w:type="spellEnd"/>
-                      <w:r>
-                        <w:t>(</w:t>
-                      </w:r>
-                      <w:proofErr w:type="spellStart"/>
-                      <w:r>
-                        <w:t>data_chunk</w:t>
-                      </w:r>
-                      <w:proofErr w:type="spellEnd"/>
-                      <w:r>
-                        <w:t>)</w:t>
+                        <w:t xml:space="preserve">            current_val = np.max(data_chunk)</w:t>
                       </w:r>
                     </w:p>
                     <w:p>
                       <w:r>
-                        <w:t xml:space="preserve">            </w:t>
-                      </w:r>
-                      <w:proofErr w:type="spellStart"/>
-                      <w:r>
-                        <w:t>current_t</w:t>
-                      </w:r>
-                      <w:proofErr w:type="spellEnd"/>
-                      <w:r>
-                        <w:t xml:space="preserve"> = </w:t>
-                      </w:r>
-                      <w:proofErr w:type="spellStart"/>
-                      <w:proofErr w:type="gramStart"/>
-                      <w:r>
-                        <w:t>time.time</w:t>
-                      </w:r>
-                      <w:proofErr w:type="spellEnd"/>
-                      <w:proofErr w:type="gramEnd"/>
-                      <w:r>
-                        <w:t xml:space="preserve">() - </w:t>
-                      </w:r>
-                      <w:proofErr w:type="spellStart"/>
-                      <w:r>
-                        <w:t>start_time</w:t>
-                      </w:r>
-                      <w:proofErr w:type="spellEnd"/>
+                        <w:t xml:space="preserve">            current_t = time.time() - start_time</w:t>
+                      </w:r>
                     </w:p>
                     <w:p>
                       <w:r>
@@ -12789,54 +11613,12 @@
                     </w:p>
                     <w:p>
                       <w:r>
-                        <w:t xml:space="preserve">            </w:t>
-                      </w:r>
-                      <w:proofErr w:type="spellStart"/>
-                      <w:r>
-                        <w:t>calc_buffer_</w:t>
-                      </w:r>
-                      <w:proofErr w:type="gramStart"/>
-                      <w:r>
-                        <w:t>t.append</w:t>
-                      </w:r>
-                      <w:proofErr w:type="spellEnd"/>
-                      <w:proofErr w:type="gramEnd"/>
-                      <w:r>
-                        <w:t>(</w:t>
-                      </w:r>
-                      <w:proofErr w:type="spellStart"/>
-                      <w:r>
-                        <w:t>current_t</w:t>
-                      </w:r>
-                      <w:proofErr w:type="spellEnd"/>
-                      <w:r>
-                        <w:t>)</w:t>
+                        <w:t xml:space="preserve">            calc_buffer_t.append(current_t)</w:t>
                       </w:r>
                     </w:p>
                     <w:p>
                       <w:r>
-                        <w:t xml:space="preserve">            </w:t>
-                      </w:r>
-                      <w:proofErr w:type="spellStart"/>
-                      <w:r>
-                        <w:t>calc_buffer_</w:t>
-                      </w:r>
-                      <w:proofErr w:type="gramStart"/>
-                      <w:r>
-                        <w:t>v.append</w:t>
-                      </w:r>
-                      <w:proofErr w:type="spellEnd"/>
-                      <w:proofErr w:type="gramEnd"/>
-                      <w:r>
-                        <w:t>(</w:t>
-                      </w:r>
-                      <w:proofErr w:type="spellStart"/>
-                      <w:r>
-                        <w:t>current_val</w:t>
-                      </w:r>
-                      <w:proofErr w:type="spellEnd"/>
-                      <w:r>
-                        <w:t>)</w:t>
+                        <w:t xml:space="preserve">            calc_buffer_v.append(current_val)</w:t>
                       </w:r>
                     </w:p>
                     <w:p>
@@ -12849,83 +11631,17 @@
                     </w:p>
                     <w:p>
                       <w:r>
-                        <w:t xml:space="preserve">            while </w:t>
-                      </w:r>
-                      <w:proofErr w:type="spellStart"/>
-                      <w:r>
-                        <w:t>len</w:t>
-                      </w:r>
-                      <w:proofErr w:type="spellEnd"/>
-                      <w:r>
-                        <w:t>(</w:t>
-                      </w:r>
-                      <w:proofErr w:type="spellStart"/>
-                      <w:r>
-                        <w:t>calc_buffer_t</w:t>
-                      </w:r>
-                      <w:proofErr w:type="spellEnd"/>
-                      <w:r>
-                        <w:t>) &gt; 0 and (</w:t>
-                      </w:r>
-                      <w:proofErr w:type="spellStart"/>
-                      <w:r>
-                        <w:t>calc_buffer_</w:t>
-                      </w:r>
-                      <w:proofErr w:type="gramStart"/>
-                      <w:r>
-                        <w:t>t</w:t>
-                      </w:r>
-                      <w:proofErr w:type="spellEnd"/>
-                      <w:r>
-                        <w:t>[</w:t>
-                      </w:r>
-                      <w:proofErr w:type="gramEnd"/>
-                      <w:r>
-                        <w:t xml:space="preserve">0] &lt; </w:t>
-                      </w:r>
-                      <w:proofErr w:type="spellStart"/>
-                      <w:r>
-                        <w:t>current_t</w:t>
-                      </w:r>
-                      <w:proofErr w:type="spellEnd"/>
-                      <w:r>
-                        <w:t xml:space="preserve"> - AVERAGE_WINDOW):</w:t>
+                        <w:t xml:space="preserve">            while len(calc_buffer_t) &gt; 0 and (calc_buffer_t[0] &lt; current_t - AVERAGE_WINDOW):</w:t>
                       </w:r>
                     </w:p>
                     <w:p>
                       <w:r>
-                        <w:t xml:space="preserve">                </w:t>
-                      </w:r>
-                      <w:proofErr w:type="spellStart"/>
-                      <w:r>
-                        <w:t>calc_buffer_</w:t>
-                      </w:r>
-                      <w:proofErr w:type="gramStart"/>
-                      <w:r>
-                        <w:t>t.popleft</w:t>
-                      </w:r>
-                      <w:proofErr w:type="spellEnd"/>
-                      <w:proofErr w:type="gramEnd"/>
-                      <w:r>
-                        <w:t>()</w:t>
+                        <w:t xml:space="preserve">                calc_buffer_t.popleft()</w:t>
                       </w:r>
                     </w:p>
                     <w:p>
                       <w:r>
-                        <w:t xml:space="preserve">                </w:t>
-                      </w:r>
-                      <w:proofErr w:type="spellStart"/>
-                      <w:r>
-                        <w:t>calc_buffer_</w:t>
-                      </w:r>
-                      <w:proofErr w:type="gramStart"/>
-                      <w:r>
-                        <w:t>v.popleft</w:t>
-                      </w:r>
-                      <w:proofErr w:type="spellEnd"/>
-                      <w:proofErr w:type="gramEnd"/>
-                      <w:r>
-                        <w:t>()</w:t>
+                        <w:t xml:space="preserve">                calc_buffer_v.popleft()</w:t>
                       </w:r>
                     </w:p>
                     <w:p>
@@ -12949,61 +11665,8 @@
                     </w:p>
                     <w:p>
                       <w:r>
-                        <w:t xml:space="preserve">            </w:t>
-                      </w:r>
-                      <w:proofErr w:type="spellStart"/>
-                      <w:r>
-                        <w:t>current_avg</w:t>
-                      </w:r>
-                      <w:proofErr w:type="spellEnd"/>
-                      <w:r>
-                        <w:t xml:space="preserve"> = sum(</w:t>
-                      </w:r>
-                      <w:proofErr w:type="spellStart"/>
-                      <w:r>
-                        <w:t>calc_buffer_v</w:t>
-                      </w:r>
-                      <w:proofErr w:type="spellEnd"/>
-                      <w:r>
-                        <w:t xml:space="preserve">) / </w:t>
-                      </w:r>
-                      <w:proofErr w:type="spellStart"/>
-                      <w:r>
-                        <w:t>len</w:t>
-                      </w:r>
-                      <w:proofErr w:type="spellEnd"/>
-                      <w:r>
-                        <w:t>(</w:t>
-                      </w:r>
-                      <w:proofErr w:type="spellStart"/>
-                      <w:r>
-                        <w:t>calc_buffer_v</w:t>
-                      </w:r>
-                      <w:proofErr w:type="spellEnd"/>
-                      <w:r>
-                        <w:t xml:space="preserve">) if </w:t>
-                      </w:r>
-                      <w:proofErr w:type="spellStart"/>
-                      <w:r>
-                        <w:t>len</w:t>
-                      </w:r>
-                      <w:proofErr w:type="spellEnd"/>
-                      <w:r>
-                        <w:t>(</w:t>
-                      </w:r>
-                      <w:proofErr w:type="spellStart"/>
-                      <w:r>
-                        <w:t>calc_buffer_v</w:t>
-                      </w:r>
-                      <w:proofErr w:type="spellEnd"/>
-                      <w:r>
-                        <w:t xml:space="preserve">) &gt; 0 else </w:t>
-                      </w:r>
-                      <w:proofErr w:type="spellStart"/>
-                      <w:r>
-                        <w:t>current_val</w:t>
-                      </w:r>
-                      <w:proofErr w:type="spellEnd"/>
+                        <w:t xml:space="preserve">            current_avg = sum(calc_buffer_v) / len(calc_buffer_v) if len(calc_buffer_v) &gt; 0 else current_val</w:t>
+                      </w:r>
                     </w:p>
                     <w:p>
                       <w:r>
@@ -13023,33 +11686,12 @@
                     </w:p>
                     <w:p>
                       <w:r>
-                        <w:t xml:space="preserve">            diff = </w:t>
-                      </w:r>
-                      <w:proofErr w:type="spellStart"/>
-                      <w:r>
-                        <w:t>current_val</w:t>
-                      </w:r>
-                      <w:proofErr w:type="spellEnd"/>
-                      <w:r>
-                        <w:t xml:space="preserve"> - </w:t>
-                      </w:r>
-                      <w:proofErr w:type="spellStart"/>
-                      <w:r>
-                        <w:t>current_avg</w:t>
-                      </w:r>
-                      <w:proofErr w:type="spellEnd"/>
+                        <w:t xml:space="preserve">            diff = current_val - current_avg</w:t>
+                      </w:r>
                     </w:p>
                     <w:p>
                       <w:r>
-                        <w:t xml:space="preserve">            </w:t>
-                      </w:r>
-                      <w:proofErr w:type="spellStart"/>
-                      <w:r>
-                        <w:t>threshold_v</w:t>
-                      </w:r>
-                      <w:proofErr w:type="spellEnd"/>
-                      <w:r>
-                        <w:t xml:space="preserve"> = THRESHOLD_MV / 1000.0</w:t>
+                        <w:t xml:space="preserve">            threshold_v = THRESHOLD_MV / 1000.0</w:t>
                       </w:r>
                     </w:p>
                     <w:p>
@@ -13067,72 +11709,22 @@
                     </w:p>
                     <w:p>
                       <w:r>
-                        <w:t xml:space="preserve">            if diff &gt; </w:t>
-                      </w:r>
-                      <w:proofErr w:type="spellStart"/>
-                      <w:r>
-                        <w:t>threshold_v</w:t>
-                      </w:r>
-                      <w:proofErr w:type="spellEnd"/>
-                      <w:r>
-                        <w:t>:</w:t>
+                        <w:t xml:space="preserve">            if diff &gt; threshold_v:</w:t>
                       </w:r>
                     </w:p>
                     <w:p>
                       <w:r>
-                        <w:t xml:space="preserve">                </w:t>
-                      </w:r>
-                      <w:proofErr w:type="gramStart"/>
-                      <w:r>
-                        <w:t>print(</w:t>
-                      </w:r>
-                      <w:proofErr w:type="spellStart"/>
-                      <w:proofErr w:type="gramEnd"/>
-                      <w:r>
-                        <w:t>f"UP</w:t>
-                      </w:r>
-                      <w:proofErr w:type="spellEnd"/>
-                      <w:r>
-                        <w:t xml:space="preserve"> DETECTED! (+{diff*1000:.0f} mV)")</w:t>
+                        <w:t xml:space="preserve">                print(f"UP DETECTED! (+{diff*1000:.0f} mV)")</w:t>
                       </w:r>
                     </w:p>
                     <w:p>
                       <w:r>
-                        <w:t xml:space="preserve">            </w:t>
-                      </w:r>
-                      <w:proofErr w:type="spellStart"/>
-                      <w:r>
-                        <w:t>elif</w:t>
-                      </w:r>
-                      <w:proofErr w:type="spellEnd"/>
-                      <w:r>
-                        <w:t xml:space="preserve"> diff &lt; -</w:t>
-                      </w:r>
-                      <w:proofErr w:type="spellStart"/>
-                      <w:r>
-                        <w:t>threshold_v</w:t>
-                      </w:r>
-                      <w:proofErr w:type="spellEnd"/>
-                      <w:r>
-                        <w:t>:</w:t>
+                        <w:t xml:space="preserve">            elif diff &lt; -threshold_v:</w:t>
                       </w:r>
                     </w:p>
                     <w:p>
                       <w:r>
-                        <w:t xml:space="preserve">                </w:t>
-                      </w:r>
-                      <w:proofErr w:type="gramStart"/>
-                      <w:r>
-                        <w:t>print(</w:t>
-                      </w:r>
-                      <w:proofErr w:type="spellStart"/>
-                      <w:proofErr w:type="gramEnd"/>
-                      <w:r>
-                        <w:t>f"DOWN</w:t>
-                      </w:r>
-                      <w:proofErr w:type="spellEnd"/>
-                      <w:r>
-                        <w:t xml:space="preserve"> DETECTED! ({diff*1000:.0f} mV)")</w:t>
+                        <w:t xml:space="preserve">                print(f"DOWN DETECTED! ({diff*1000:.0f} mV)")</w:t>
                       </w:r>
                     </w:p>
                     <w:p/>
@@ -13150,15 +11742,7 @@
                     <w:p/>
                     <w:p>
                       <w:r>
-                        <w:t xml:space="preserve">except </w:t>
-                      </w:r>
-                      <w:proofErr w:type="spellStart"/>
-                      <w:r>
-                        <w:t>KeyboardInterrupt</w:t>
-                      </w:r>
-                      <w:proofErr w:type="spellEnd"/>
-                      <w:r>
-                        <w:t>:</w:t>
+                        <w:t>except KeyboardInterrupt:</w:t>
                       </w:r>
                     </w:p>
                     <w:p>
@@ -13187,7 +11771,7 @@
         <mc:AlternateContent>
           <mc:Choice Requires="wps">
             <w:drawing>
-              <wp:anchor distT="0" distB="0" distL="114300" distR="114300" simplePos="0" relativeHeight="251663360" behindDoc="0" locked="0" layoutInCell="1" allowOverlap="1" wp14:anchorId="464134C8" wp14:editId="0E9D8EC6">
+              <wp:anchor distT="0" distB="0" distL="114300" distR="114300" simplePos="0" relativeHeight="251658242" behindDoc="0" locked="0" layoutInCell="1" allowOverlap="1" wp14:anchorId="464134C8" wp14:editId="0E9D8EC6">
                 <wp:simplePos x="0" y="0"/>
                 <wp:positionH relativeFrom="column">
                   <wp:posOffset>-2773</wp:posOffset>
@@ -13346,7 +11930,7 @@
           </mc:Choice>
           <mc:Fallback>
             <w:pict>
-              <v:shape w14:anchorId="464134C8" id="_x0000_s1028" type="#_x0000_t202" style="position:absolute;margin-left:-.2pt;margin-top:-.15pt;width:432.7pt;height:357.15pt;z-index:251663360;visibility:visible;mso-wrap-style:square;mso-width-percent:0;mso-height-percent:0;mso-wrap-distance-left:9pt;mso-wrap-distance-top:0;mso-wrap-distance-right:9pt;mso-wrap-distance-bottom:0;mso-position-horizontal:absolute;mso-position-horizontal-relative:text;mso-position-vertical:absolute;mso-position-vertical-relative:text;mso-width-percent:0;mso-height-percent:0;mso-width-relative:margin;mso-height-relative:margin;v-text-anchor:top" o:gfxdata="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" fillcolor="white [3201]" strokeweight=".5pt">
+              <v:shape w14:anchorId="464134C8" id="_x0000_s1028" type="#_x0000_t202" style="position:absolute;margin-left:-.2pt;margin-top:-.15pt;width:432.7pt;height:357.15pt;z-index:251658242;visibility:visible;mso-wrap-style:square;mso-width-percent:0;mso-height-percent:0;mso-wrap-distance-left:9pt;mso-wrap-distance-top:0;mso-wrap-distance-right:9pt;mso-wrap-distance-bottom:0;mso-position-horizontal:absolute;mso-position-horizontal-relative:text;mso-position-vertical:absolute;mso-position-vertical-relative:text;mso-width-percent:0;mso-height-percent:0;mso-width-relative:margin;mso-height-relative:margin;v-text-anchor:top" o:gfxdata="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" fillcolor="white [3201]" strokeweight=".5pt">
                 <v:textbox>
                   <w:txbxContent>
                     <w:p>
@@ -13365,61 +11949,8 @@
                     </w:p>
                     <w:p>
                       <w:r>
-                        <w:t xml:space="preserve">            </w:t>
-                      </w:r>
-                      <w:proofErr w:type="spellStart"/>
-                      <w:r>
-                        <w:t>current_avg</w:t>
-                      </w:r>
-                      <w:proofErr w:type="spellEnd"/>
-                      <w:r>
-                        <w:t xml:space="preserve"> = sum(</w:t>
-                      </w:r>
-                      <w:proofErr w:type="spellStart"/>
-                      <w:r>
-                        <w:t>calc_buffer_v</w:t>
-                      </w:r>
-                      <w:proofErr w:type="spellEnd"/>
-                      <w:r>
-                        <w:t xml:space="preserve">) / </w:t>
-                      </w:r>
-                      <w:proofErr w:type="spellStart"/>
-                      <w:r>
-                        <w:t>len</w:t>
-                      </w:r>
-                      <w:proofErr w:type="spellEnd"/>
-                      <w:r>
-                        <w:t>(</w:t>
-                      </w:r>
-                      <w:proofErr w:type="spellStart"/>
-                      <w:r>
-                        <w:t>calc_buffer_v</w:t>
-                      </w:r>
-                      <w:proofErr w:type="spellEnd"/>
-                      <w:r>
-                        <w:t xml:space="preserve">) if </w:t>
-                      </w:r>
-                      <w:proofErr w:type="spellStart"/>
-                      <w:r>
-                        <w:t>len</w:t>
-                      </w:r>
-                      <w:proofErr w:type="spellEnd"/>
-                      <w:r>
-                        <w:t>(</w:t>
-                      </w:r>
-                      <w:proofErr w:type="spellStart"/>
-                      <w:r>
-                        <w:t>calc_buffer_v</w:t>
-                      </w:r>
-                      <w:proofErr w:type="spellEnd"/>
-                      <w:r>
-                        <w:t xml:space="preserve">) &gt; 0 else </w:t>
-                      </w:r>
-                      <w:proofErr w:type="spellStart"/>
-                      <w:r>
-                        <w:t>current_val</w:t>
-                      </w:r>
-                      <w:proofErr w:type="spellEnd"/>
+                        <w:t xml:space="preserve">            current_avg = sum(calc_buffer_v) / len(calc_buffer_v) if len(calc_buffer_v) &gt; 0 else current_val</w:t>
+                      </w:r>
                     </w:p>
                     <w:p>
                       <w:r>
@@ -13439,33 +11970,12 @@
                     </w:p>
                     <w:p>
                       <w:r>
-                        <w:t xml:space="preserve">            diff = </w:t>
-                      </w:r>
-                      <w:proofErr w:type="spellStart"/>
-                      <w:r>
-                        <w:t>current_val</w:t>
-                      </w:r>
-                      <w:proofErr w:type="spellEnd"/>
-                      <w:r>
-                        <w:t xml:space="preserve"> - </w:t>
-                      </w:r>
-                      <w:proofErr w:type="spellStart"/>
-                      <w:r>
-                        <w:t>current_avg</w:t>
-                      </w:r>
-                      <w:proofErr w:type="spellEnd"/>
+                        <w:t xml:space="preserve">            diff = current_val - current_avg</w:t>
+                      </w:r>
                     </w:p>
                     <w:p>
                       <w:r>
-                        <w:t xml:space="preserve">            </w:t>
-                      </w:r>
-                      <w:proofErr w:type="spellStart"/>
-                      <w:r>
-                        <w:t>threshold_v</w:t>
-                      </w:r>
-                      <w:proofErr w:type="spellEnd"/>
-                      <w:r>
-                        <w:t xml:space="preserve"> = THRESHOLD_MV / 1000.0</w:t>
+                        <w:t xml:space="preserve">            threshold_v = THRESHOLD_MV / 1000.0</w:t>
                       </w:r>
                     </w:p>
                     <w:p>
@@ -13483,72 +11993,22 @@
                     </w:p>
                     <w:p>
                       <w:r>
-                        <w:t xml:space="preserve">            if diff &gt; </w:t>
-                      </w:r>
-                      <w:proofErr w:type="spellStart"/>
-                      <w:r>
-                        <w:t>threshold_v</w:t>
-                      </w:r>
-                      <w:proofErr w:type="spellEnd"/>
-                      <w:r>
-                        <w:t>:</w:t>
+                        <w:t xml:space="preserve">            if diff &gt; threshold_v:</w:t>
                       </w:r>
                     </w:p>
                     <w:p>
                       <w:r>
-                        <w:t xml:space="preserve">                </w:t>
-                      </w:r>
-                      <w:proofErr w:type="gramStart"/>
-                      <w:r>
-                        <w:t>print(</w:t>
-                      </w:r>
-                      <w:proofErr w:type="spellStart"/>
-                      <w:proofErr w:type="gramEnd"/>
-                      <w:r>
-                        <w:t>f"UP</w:t>
-                      </w:r>
-                      <w:proofErr w:type="spellEnd"/>
-                      <w:r>
-                        <w:t xml:space="preserve"> DETECTED! (+{diff*1000:.0f} mV)")</w:t>
+                        <w:t xml:space="preserve">                print(f"UP DETECTED! (+{diff*1000:.0f} mV)")</w:t>
                       </w:r>
                     </w:p>
                     <w:p>
                       <w:r>
-                        <w:t xml:space="preserve">            </w:t>
-                      </w:r>
-                      <w:proofErr w:type="spellStart"/>
-                      <w:r>
-                        <w:t>elif</w:t>
-                      </w:r>
-                      <w:proofErr w:type="spellEnd"/>
-                      <w:r>
-                        <w:t xml:space="preserve"> diff &lt; -</w:t>
-                      </w:r>
-                      <w:proofErr w:type="spellStart"/>
-                      <w:r>
-                        <w:t>threshold_v</w:t>
-                      </w:r>
-                      <w:proofErr w:type="spellEnd"/>
-                      <w:r>
-                        <w:t>:</w:t>
+                        <w:t xml:space="preserve">            elif diff &lt; -threshold_v:</w:t>
                       </w:r>
                     </w:p>
                     <w:p>
                       <w:r>
-                        <w:t xml:space="preserve">                </w:t>
-                      </w:r>
-                      <w:proofErr w:type="gramStart"/>
-                      <w:r>
-                        <w:t>print(</w:t>
-                      </w:r>
-                      <w:proofErr w:type="spellStart"/>
-                      <w:proofErr w:type="gramEnd"/>
-                      <w:r>
-                        <w:t>f"DOWN</w:t>
-                      </w:r>
-                      <w:proofErr w:type="spellEnd"/>
-                      <w:r>
-                        <w:t xml:space="preserve"> DETECTED! ({diff*1000:.0f} mV)")</w:t>
+                        <w:t xml:space="preserve">                print(f"DOWN DETECTED! ({diff*1000:.0f} mV)")</w:t>
                       </w:r>
                     </w:p>
                     <w:p/>
@@ -13566,15 +12026,7 @@
                     <w:p/>
                     <w:p>
                       <w:r>
-                        <w:t xml:space="preserve">except </w:t>
-                      </w:r>
-                      <w:proofErr w:type="spellStart"/>
-                      <w:r>
-                        <w:t>KeyboardInterrupt</w:t>
-                      </w:r>
-                      <w:proofErr w:type="spellEnd"/>
-                      <w:r>
-                        <w:t>:</w:t>
+                        <w:t>except KeyboardInterrupt:</w:t>
                       </w:r>
                     </w:p>
                     <w:p>
@@ -13726,18 +12178,41 @@
     <w:p>
       <w:pPr>
         <w:pStyle w:val="af2"/>
-      </w:pPr>
-      <w:r>
+        <w:rPr>
+          <w:lang w:eastAsia="ja-JP"/>
+        </w:rPr>
+      </w:pPr>
+      <w:r>
+        <w:rPr>
+          <w:lang w:eastAsia="ja-JP"/>
+        </w:rPr>
         <w:t xml:space="preserve">図 </w:t>
       </w:r>
-      <w:fldSimple w:instr=" SEQ 図 \* ARABIC ">
-        <w:r>
-          <w:rPr>
-            <w:noProof/>
-          </w:rPr>
-          <w:t>20</w:t>
-        </w:r>
-      </w:fldSimple>
+      <w:r>
+        <w:fldChar w:fldCharType="begin"/>
+      </w:r>
+      <w:r>
+        <w:rPr>
+          <w:lang w:eastAsia="ja-JP"/>
+        </w:rPr>
+        <w:instrText xml:space="preserve"> SEQ 図 \* ARABIC </w:instrText>
+      </w:r>
+      <w:r>
+        <w:fldChar w:fldCharType="separate"/>
+      </w:r>
+      <w:r>
+        <w:rPr>
+          <w:noProof/>
+          <w:lang w:eastAsia="ja-JP"/>
+        </w:rPr>
+        <w:t>20</w:t>
+      </w:r>
+      <w:r>
+        <w:rPr>
+          <w:noProof/>
+        </w:rPr>
+        <w:fldChar w:fldCharType="end"/>
+      </w:r>
       <w:r>
         <w:rPr>
           <w:rFonts w:hint="eastAsia"/>
@@ -13760,7 +12235,7 @@
 
 <file path=word/comments.xml><?xml version="1.0" encoding="utf-8"?>
 <w:comments xmlns:wpc="http://schemas.microsoft.com/office/word/2010/wordprocessingCanvas" xmlns:cx="http://schemas.microsoft.com/office/drawing/2014/chartex" xmlns:cx1="http://schemas.microsoft.com/office/drawing/2015/9/8/chartex" xmlns:cx2="http://schemas.microsoft.com/office/drawing/2015/10/21/chartex" xmlns:cx3="http://schemas.microsoft.com/office/drawing/2016/5/9/chartex" xmlns:cx4="http://schemas.microsoft.com/office/drawing/2016/5/10/chartex" xmlns:cx5="http://schemas.microsoft.com/office/drawing/2016/5/11/chartex" xmlns:cx6="http://schemas.microsoft.com/office/drawing/2016/5/12/chartex" xmlns:cx7="http://schemas.microsoft.com/office/drawing/2016/5/13/chartex" xmlns:cx8="http://schemas.microsoft.com/office/drawing/2016/5/14/chartex" xmlns:mc="http://schemas.openxmlformats.org/markup-compatibility/2006" xmlns:aink="http://schemas.microsoft.com/office/drawing/2016/ink" xmlns:am3d="http://schemas.microsoft.com/office/drawing/2017/model3d" xmlns:o="urn:schemas-microsoft-com:office:office" xmlns:oel="http://schemas.microsoft.com/office/2019/extlst" xmlns:r="http://schemas.openxmlformats.org/officeDocument/2006/relationships" xmlns:m="http://schemas.openxmlformats.org/officeDocument/2006/math" xmlns:v="urn:schemas-microsoft-com:vml" xmlns:wp14="http://schemas.microsoft.com/office/word/2010/wordprocessingDrawing" xmlns:wp="http://schemas.openxmlformats.org/drawingml/2006/wordprocessingDrawing" xmlns:w10="urn:schemas-microsoft-com:office:word" xmlns:w="http://schemas.openxmlformats.org/wordprocessingml/2006/main" xmlns:w14="http://schemas.microsoft.com/office/word/2010/wordml" xmlns:w15="http://schemas.microsoft.com/office/word/2012/wordml" xmlns:w16cex="http://schemas.microsoft.com/office/word/2018/wordml/cex" xmlns:w16cid="http://schemas.microsoft.com/office/word/2016/wordml/cid" xmlns:w16="http://schemas.microsoft.com/office/word/2018/wordml" xmlns:w16du="http://schemas.microsoft.com/office/word/2023/wordml/word16du" xmlns:w16sdtdh="http://schemas.microsoft.com/office/word/2020/wordml/sdtdatahash" xmlns:w16sdtfl="http://schemas.microsoft.com/office/word/2024/wordml/sdtformatlock" xmlns:w16se="http://schemas.microsoft.com/office/word/2015/wordml/symex" xmlns:wpg="http://schemas.microsoft.com/office/word/2010/wordprocessingGroup" xmlns:wpi="http://schemas.microsoft.com/office/word/2010/wordprocessingInk" xmlns:wne="http://schemas.microsoft.com/office/word/2006/wordml" xmlns:wps="http://schemas.microsoft.com/office/word/2010/wordprocessingShape" mc:Ignorable="w14 w15 w16se w16cid w16 w16cex w16sdtdh w16sdtfl w16du wp14">
-  <w:comment w:id="11" w:author="板谷 年也【鈴鹿】" w:date="2026-01-17T06:26:00Z" w:initials="年板">
+  <w:comment w:id="10" w:author="板谷 年也【鈴鹿】" w:date="2026-01-17T06:26:00Z" w:initials="年板">
     <w:p>
       <w:pPr>
         <w:pStyle w:val="af6"/>
@@ -13776,7 +12251,7 @@
       </w:r>
     </w:p>
   </w:comment>
-  <w:comment w:id="25" w:author="板谷 年也【鈴鹿】" w:date="2026-01-19T17:11:00Z" w:initials="年板">
+  <w:comment w:id="23" w:author="板谷 年也【鈴鹿】" w:date="2026-01-19T17:11:00Z" w:initials="年板">
     <w:p>
       <w:pPr>
         <w:pStyle w:val="af6"/>
@@ -16476,16 +14951,19 @@
     <w:link w:val="-4"/>
     <w:autoRedefine/>
     <w:qFormat/>
-    <w:rsid w:val="00E6585A"/>
+    <w:rsid w:val="0067579D"/>
     <w:pPr>
       <w:ind w:leftChars="100" w:left="210"/>
     </w:pPr>
+    <w:rPr>
+      <w:color w:val="auto"/>
+    </w:rPr>
   </w:style>
   <w:style w:type="character" w:customStyle="1" w:styleId="-4">
     <w:name w:val="表紙-標題用 (文字)"/>
     <w:basedOn w:val="a6"/>
     <w:link w:val="-3"/>
-    <w:rsid w:val="00E6585A"/>
+    <w:rsid w:val="0067579D"/>
     <w:rPr>
       <w:rFonts w:ascii="ＭＳ 明朝" w:eastAsia="ＭＳ 明朝" w:hAnsi="ＭＳ 明朝" w:cs="ＭＳ 明朝"/>
       <w:b/>
